--- a/lessons/3-2/readiness/practice.docx
+++ b/lessons/3-2/readiness/practice.docx
@@ -86,7 +86,1535 @@
     </w:p>
     <w:p>
       <w:pPr>
-        <w:spacing w:after="120" w:before="0"/>
+        <w:spacing w:after="60" w:before="120"/>
+      </w:pPr>
+      <w:r>
+        <w:rPr>
+          <w:b/>
+          <w:bCs/>
+          <w:color w:val="0F2B3C"/>
+          <w:sz w:val="24"/>
+          <w:szCs w:val="24"/>
+        </w:rPr>
+        <w:t xml:space="preserve">Vocabulary Anchor Box</w:t>
+      </w:r>
+    </w:p>
+    <w:tbl>
+      <w:tblPr>
+        <w:tblW w:type="dxa" w:w="9360"/>
+        <w:tblBorders>
+          <w:top w:val="single" w:color="C7D2DD" w:sz="6"/>
+          <w:left w:val="single" w:color="C7D2DD" w:sz="6"/>
+          <w:bottom w:val="single" w:color="C7D2DD" w:sz="6"/>
+          <w:right w:val="single" w:color="C7D2DD" w:sz="6"/>
+          <w:insideH w:val="single" w:color="C7D2DD" w:sz="6"/>
+          <w:insideV w:val="single" w:color="C7D2DD" w:sz="6"/>
+        </w:tblBorders>
+      </w:tblPr>
+      <w:tblGrid>
+        <w:gridCol w:w="1800"/>
+        <w:gridCol w:w="3160"/>
+        <w:gridCol w:w="2200"/>
+        <w:gridCol w:w="2200"/>
+      </w:tblGrid>
+      <w:tr>
+        <w:trPr>
+          <w:cantSplit/>
+          <w:tblHeader/>
+        </w:trPr>
+        <w:tc>
+          <w:tcPr>
+            <w:tcW w:type="dxa" w:w="1800"/>
+            <w:shd w:fill="EEF4F8" w:color="auto" w:val="clear"/>
+            <w:tcMar>
+              <w:top w:type="dxa" w:w="60"/>
+              <w:left w:type="dxa" w:w="100"/>
+              <w:bottom w:type="dxa" w:w="60"/>
+              <w:right w:type="dxa" w:w="100"/>
+            </w:tcMar>
+          </w:tcPr>
+          <w:p>
+            <w:pPr>
+              <w:spacing w:after="0" w:before="0"/>
+            </w:pPr>
+            <w:r>
+              <w:rPr>
+                <w:b/>
+                <w:bCs/>
+                <w:color w:val="0F2B3C"/>
+                <w:sz w:val="18"/>
+                <w:szCs w:val="18"/>
+              </w:rPr>
+              <w:t xml:space="preserve">Concept Term</w:t>
+            </w:r>
+          </w:p>
+        </w:tc>
+        <w:tc>
+          <w:tcPr>
+            <w:tcW w:type="dxa" w:w="3160"/>
+            <w:shd w:fill="EEF4F8" w:color="auto" w:val="clear"/>
+            <w:tcMar>
+              <w:top w:type="dxa" w:w="60"/>
+              <w:left w:type="dxa" w:w="100"/>
+              <w:bottom w:type="dxa" w:w="60"/>
+              <w:right w:type="dxa" w:w="100"/>
+            </w:tcMar>
+          </w:tcPr>
+          <w:p>
+            <w:pPr>
+              <w:spacing w:after="0" w:before="0"/>
+            </w:pPr>
+            <w:r>
+              <w:rPr>
+                <w:b/>
+                <w:bCs/>
+                <w:color w:val="0F2B3C"/>
+                <w:sz w:val="18"/>
+                <w:szCs w:val="18"/>
+              </w:rPr>
+              <w:t xml:space="preserve">Student-Friendly Definition</w:t>
+            </w:r>
+          </w:p>
+        </w:tc>
+        <w:tc>
+          <w:tcPr>
+            <w:tcW w:type="dxa" w:w="2200"/>
+            <w:shd w:fill="EEF4F8" w:color="auto" w:val="clear"/>
+            <w:tcMar>
+              <w:top w:type="dxa" w:w="60"/>
+              <w:left w:type="dxa" w:w="100"/>
+              <w:bottom w:type="dxa" w:w="60"/>
+              <w:right w:type="dxa" w:w="100"/>
+            </w:tcMar>
+          </w:tcPr>
+          <w:p>
+            <w:pPr>
+              <w:spacing w:after="0" w:before="0"/>
+            </w:pPr>
+            <w:r>
+              <w:rPr>
+                <w:b/>
+                <w:bCs/>
+                <w:color w:val="0F2B3C"/>
+                <w:sz w:val="18"/>
+                <w:szCs w:val="18"/>
+              </w:rPr>
+              <w:t xml:space="preserve">Non-Example</w:t>
+            </w:r>
+          </w:p>
+        </w:tc>
+        <w:tc>
+          <w:tcPr>
+            <w:tcW w:type="dxa" w:w="2200"/>
+            <w:shd w:fill="EEF4F8" w:color="auto" w:val="clear"/>
+            <w:tcMar>
+              <w:top w:type="dxa" w:w="60"/>
+              <w:left w:type="dxa" w:w="100"/>
+              <w:bottom w:type="dxa" w:w="60"/>
+              <w:right w:type="dxa" w:w="100"/>
+            </w:tcMar>
+          </w:tcPr>
+          <w:p>
+            <w:pPr>
+              <w:spacing w:after="0" w:before="0"/>
+            </w:pPr>
+            <w:r>
+              <w:rPr>
+                <w:b/>
+                <w:bCs/>
+                <w:color w:val="0F2B3C"/>
+                <w:sz w:val="18"/>
+                <w:szCs w:val="18"/>
+              </w:rPr>
+              <w:t xml:space="preserve">Visual Clue</w:t>
+            </w:r>
+          </w:p>
+        </w:tc>
+      </w:tr>
+      <w:tr>
+        <w:trPr>
+          <w:cantSplit/>
+        </w:trPr>
+        <w:tc>
+          <w:tcPr>
+            <w:tcW w:type="dxa" w:w="1800"/>
+            <w:tcMar>
+              <w:top w:type="dxa" w:w="60"/>
+              <w:left w:type="dxa" w:w="100"/>
+              <w:bottom w:type="dxa" w:w="60"/>
+              <w:right w:type="dxa" w:w="100"/>
+            </w:tcMar>
+            <w:vAlign w:val="top"/>
+          </w:tcPr>
+          <w:p>
+            <w:pPr>
+              <w:spacing w:after="20" w:before="0"/>
+            </w:pPr>
+            <w:r>
+              <w:rPr>
+                <w:b/>
+                <w:bCs/>
+                <w:color w:val="0F2B3C"/>
+                <w:sz w:val="20"/>
+                <w:szCs w:val="20"/>
+              </w:rPr>
+              <w:t xml:space="preserve">Rates and Unit Rates</w:t>
+            </w:r>
+          </w:p>
+          <w:p>
+            <w:pPr>
+              <w:spacing w:after="0" w:before="0"/>
+            </w:pPr>
+            <w:r>
+              <w:rPr>
+                <w:i/>
+                <w:iCs/>
+                <w:color w:val="5E6E7E"/>
+                <w:sz w:val="18"/>
+                <w:szCs w:val="18"/>
+              </w:rPr>
+              <w:t xml:space="preserve">Tasas y tasas unitarias</w:t>
+            </w:r>
+          </w:p>
+        </w:tc>
+        <w:tc>
+          <w:tcPr>
+            <w:tcW w:type="dxa" w:w="3160"/>
+            <w:tcMar>
+              <w:top w:type="dxa" w:w="60"/>
+              <w:left w:type="dxa" w:w="100"/>
+              <w:bottom w:type="dxa" w:w="60"/>
+              <w:right w:type="dxa" w:w="100"/>
+            </w:tcMar>
+            <w:vAlign w:val="top"/>
+          </w:tcPr>
+          <w:p>
+            <w:pPr>
+              <w:spacing w:after="0" w:before="0"/>
+            </w:pPr>
+            <w:r>
+              <w:rPr>
+                <w:sz w:val="19"/>
+                <w:szCs w:val="19"/>
+              </w:rPr>
+              <w:t xml:space="preserve">A rate compares different units; a unit rate compares a quantity to 1 unit.</w:t>
+            </w:r>
+          </w:p>
+        </w:tc>
+        <w:tc>
+          <w:tcPr>
+            <w:tcW w:type="dxa" w:w="2200"/>
+            <w:tcMar>
+              <w:top w:type="dxa" w:w="60"/>
+              <w:left w:type="dxa" w:w="100"/>
+              <w:bottom w:type="dxa" w:w="60"/>
+              <w:right w:type="dxa" w:w="100"/>
+            </w:tcMar>
+            <w:vAlign w:val="top"/>
+          </w:tcPr>
+          <w:p>
+            <w:pPr>
+              <w:spacing w:after="30" w:before="0"/>
+            </w:pPr>
+            <w:r>
+              <w:rPr>
+                <w:i/>
+                <w:iCs/>
+                <w:color w:val="5E6E7E"/>
+                <w:sz w:val="18"/>
+                <w:szCs w:val="18"/>
+              </w:rPr>
+              <w:t xml:space="preserve">Not Rates and Unit Rates: write a counter-example that does not fit the rule.</w:t>
+            </w:r>
+          </w:p>
+          <w:p>
+            <w:pPr>
+              <w:spacing w:after="50" w:before="0"/>
+            </w:pPr>
+            <w:r>
+              <w:rPr>
+                <w:color w:val="BBBBBB"/>
+                <w:sz w:val="18"/>
+                <w:szCs w:val="18"/>
+              </w:rPr>
+              <w:t xml:space="preserve">____________________________</w:t>
+            </w:r>
+          </w:p>
+        </w:tc>
+        <w:tc>
+          <w:tcPr>
+            <w:tcW w:type="dxa" w:w="2200"/>
+            <w:tcMar>
+              <w:top w:type="dxa" w:w="60"/>
+              <w:left w:type="dxa" w:w="100"/>
+              <w:bottom w:type="dxa" w:w="60"/>
+              <w:right w:type="dxa" w:w="100"/>
+            </w:tcMar>
+            <w:vAlign w:val="top"/>
+          </w:tcPr>
+          <w:p>
+            <w:pPr>
+              <w:spacing w:after="0" w:before="0"/>
+            </w:pPr>
+            <w:r>
+              <w:rPr>
+                <w:i/>
+                <w:iCs/>
+                <w:color w:val="5E6E7E"/>
+                <w:sz w:val="18"/>
+                <w:szCs w:val="18"/>
+              </w:rPr>
+              <w:t xml:space="preserve">180 miles in 3 hours = 60 miles per 1 hour.</w:t>
+            </w:r>
+          </w:p>
+        </w:tc>
+      </w:tr>
+      <w:tr>
+        <w:trPr>
+          <w:cantSplit/>
+        </w:trPr>
+        <w:tc>
+          <w:tcPr>
+            <w:tcW w:type="dxa" w:w="1800"/>
+            <w:tcMar>
+              <w:top w:type="dxa" w:w="60"/>
+              <w:left w:type="dxa" w:w="100"/>
+              <w:bottom w:type="dxa" w:w="60"/>
+              <w:right w:type="dxa" w:w="100"/>
+            </w:tcMar>
+            <w:vAlign w:val="top"/>
+          </w:tcPr>
+          <w:p>
+            <w:pPr>
+              <w:spacing w:after="20" w:before="0"/>
+            </w:pPr>
+            <w:r>
+              <w:rPr>
+                <w:b/>
+                <w:bCs/>
+                <w:color w:val="0F2B3C"/>
+                <w:sz w:val="20"/>
+                <w:szCs w:val="20"/>
+              </w:rPr>
+              <w:t xml:space="preserve">Rate</w:t>
+            </w:r>
+          </w:p>
+          <w:p>
+            <w:pPr>
+              <w:spacing w:after="0" w:before="0"/>
+            </w:pPr>
+            <w:r>
+              <w:rPr>
+                <w:i/>
+                <w:iCs/>
+                <w:color w:val="5E6E7E"/>
+                <w:sz w:val="18"/>
+                <w:szCs w:val="18"/>
+              </w:rPr>
+              <w:t xml:space="preserve">Tasa</w:t>
+            </w:r>
+          </w:p>
+        </w:tc>
+        <w:tc>
+          <w:tcPr>
+            <w:tcW w:type="dxa" w:w="3160"/>
+            <w:tcMar>
+              <w:top w:type="dxa" w:w="60"/>
+              <w:left w:type="dxa" w:w="100"/>
+              <w:bottom w:type="dxa" w:w="60"/>
+              <w:right w:type="dxa" w:w="100"/>
+            </w:tcMar>
+            <w:vAlign w:val="top"/>
+          </w:tcPr>
+          <w:p>
+            <w:pPr>
+              <w:spacing w:after="0" w:before="0"/>
+            </w:pPr>
+            <w:r>
+              <w:rPr>
+                <w:sz w:val="19"/>
+                <w:szCs w:val="19"/>
+              </w:rPr>
+              <w:t xml:space="preserve">A ratio comparing two amounts with different units, like miles per hour.</w:t>
+            </w:r>
+          </w:p>
+        </w:tc>
+        <w:tc>
+          <w:tcPr>
+            <w:tcW w:type="dxa" w:w="2200"/>
+            <w:tcMar>
+              <w:top w:type="dxa" w:w="60"/>
+              <w:left w:type="dxa" w:w="100"/>
+              <w:bottom w:type="dxa" w:w="60"/>
+              <w:right w:type="dxa" w:w="100"/>
+            </w:tcMar>
+            <w:vAlign w:val="top"/>
+          </w:tcPr>
+          <w:p>
+            <w:pPr>
+              <w:spacing w:after="30" w:before="0"/>
+            </w:pPr>
+            <w:r>
+              <w:rPr>
+                <w:i/>
+                <w:iCs/>
+                <w:color w:val="5E6E7E"/>
+                <w:sz w:val="18"/>
+                <w:szCs w:val="18"/>
+              </w:rPr>
+              <w:t xml:space="preserve">Not Rate: write a counter-example that does not fit the rule.</w:t>
+            </w:r>
+          </w:p>
+          <w:p>
+            <w:pPr>
+              <w:spacing w:after="50" w:before="0"/>
+            </w:pPr>
+            <w:r>
+              <w:rPr>
+                <w:color w:val="BBBBBB"/>
+                <w:sz w:val="18"/>
+                <w:szCs w:val="18"/>
+              </w:rPr>
+              <w:t xml:space="preserve">____________________________</w:t>
+            </w:r>
+          </w:p>
+        </w:tc>
+        <w:tc>
+          <w:tcPr>
+            <w:tcW w:type="dxa" w:w="2200"/>
+            <w:tcMar>
+              <w:top w:type="dxa" w:w="60"/>
+              <w:left w:type="dxa" w:w="100"/>
+              <w:bottom w:type="dxa" w:w="60"/>
+              <w:right w:type="dxa" w:w="100"/>
+            </w:tcMar>
+            <w:vAlign w:val="top"/>
+          </w:tcPr>
+          <w:p>
+            <w:pPr>
+              <w:spacing w:after="0" w:before="0"/>
+            </w:pPr>
+            <w:r>
+              <w:rPr>
+                <w:i/>
+                <w:iCs/>
+                <w:color w:val="5E6E7E"/>
+                <w:sz w:val="18"/>
+                <w:szCs w:val="18"/>
+              </w:rPr>
+              <w:t xml:space="preserve">$12 for 4 games is a rate</w:t>
+            </w:r>
+          </w:p>
+        </w:tc>
+      </w:tr>
+      <w:tr>
+        <w:trPr>
+          <w:cantSplit/>
+        </w:trPr>
+        <w:tc>
+          <w:tcPr>
+            <w:tcW w:type="dxa" w:w="1800"/>
+            <w:tcMar>
+              <w:top w:type="dxa" w:w="60"/>
+              <w:left w:type="dxa" w:w="100"/>
+              <w:bottom w:type="dxa" w:w="60"/>
+              <w:right w:type="dxa" w:w="100"/>
+            </w:tcMar>
+            <w:vAlign w:val="top"/>
+          </w:tcPr>
+          <w:p>
+            <w:pPr>
+              <w:spacing w:after="20" w:before="0"/>
+            </w:pPr>
+            <w:r>
+              <w:rPr>
+                <w:b/>
+                <w:bCs/>
+                <w:color w:val="0F2B3C"/>
+                <w:sz w:val="20"/>
+                <w:szCs w:val="20"/>
+              </w:rPr>
+              <w:t xml:space="preserve">Unit Rate</w:t>
+            </w:r>
+          </w:p>
+          <w:p>
+            <w:pPr>
+              <w:spacing w:after="0" w:before="0"/>
+            </w:pPr>
+            <w:r>
+              <w:rPr>
+                <w:i/>
+                <w:iCs/>
+                <w:color w:val="5E6E7E"/>
+                <w:sz w:val="18"/>
+                <w:szCs w:val="18"/>
+              </w:rPr>
+              <w:t xml:space="preserve">Tasa unitaria</w:t>
+            </w:r>
+          </w:p>
+        </w:tc>
+        <w:tc>
+          <w:tcPr>
+            <w:tcW w:type="dxa" w:w="3160"/>
+            <w:tcMar>
+              <w:top w:type="dxa" w:w="60"/>
+              <w:left w:type="dxa" w:w="100"/>
+              <w:bottom w:type="dxa" w:w="60"/>
+              <w:right w:type="dxa" w:w="100"/>
+            </w:tcMar>
+            <w:vAlign w:val="top"/>
+          </w:tcPr>
+          <w:p>
+            <w:pPr>
+              <w:spacing w:after="0" w:before="0"/>
+            </w:pPr>
+            <w:r>
+              <w:rPr>
+                <w:sz w:val="19"/>
+                <w:szCs w:val="19"/>
+              </w:rPr>
+              <w:t xml:space="preserve">A rate for just 1 of something, like cost for 1 item.</w:t>
+            </w:r>
+          </w:p>
+        </w:tc>
+        <w:tc>
+          <w:tcPr>
+            <w:tcW w:type="dxa" w:w="2200"/>
+            <w:tcMar>
+              <w:top w:type="dxa" w:w="60"/>
+              <w:left w:type="dxa" w:w="100"/>
+              <w:bottom w:type="dxa" w:w="60"/>
+              <w:right w:type="dxa" w:w="100"/>
+            </w:tcMar>
+            <w:vAlign w:val="top"/>
+          </w:tcPr>
+          <w:p>
+            <w:pPr>
+              <w:spacing w:after="30" w:before="0"/>
+            </w:pPr>
+            <w:r>
+              <w:rPr>
+                <w:i/>
+                <w:iCs/>
+                <w:color w:val="5E6E7E"/>
+                <w:sz w:val="18"/>
+                <w:szCs w:val="18"/>
+              </w:rPr>
+              <w:t xml:space="preserve">Not Unit Rate: write a counter-example that does not fit the rule.</w:t>
+            </w:r>
+          </w:p>
+          <w:p>
+            <w:pPr>
+              <w:spacing w:after="50" w:before="0"/>
+            </w:pPr>
+            <w:r>
+              <w:rPr>
+                <w:color w:val="BBBBBB"/>
+                <w:sz w:val="18"/>
+                <w:szCs w:val="18"/>
+              </w:rPr>
+              <w:t xml:space="preserve">____________________________</w:t>
+            </w:r>
+          </w:p>
+        </w:tc>
+        <w:tc>
+          <w:tcPr>
+            <w:tcW w:type="dxa" w:w="2200"/>
+            <w:tcMar>
+              <w:top w:type="dxa" w:w="60"/>
+              <w:left w:type="dxa" w:w="100"/>
+              <w:bottom w:type="dxa" w:w="60"/>
+              <w:right w:type="dxa" w:w="100"/>
+            </w:tcMar>
+            <w:vAlign w:val="top"/>
+          </w:tcPr>
+          <w:p>
+            <w:pPr>
+              <w:spacing w:after="0" w:before="0"/>
+            </w:pPr>
+            <w:r>
+              <w:rPr>
+                <w:i/>
+                <w:iCs/>
+                <w:color w:val="5E6E7E"/>
+                <w:sz w:val="18"/>
+                <w:szCs w:val="18"/>
+              </w:rPr>
+              <w:t xml:space="preserve">$3 per 1 game</w:t>
+            </w:r>
+          </w:p>
+        </w:tc>
+      </w:tr>
+      <w:tr>
+        <w:trPr>
+          <w:cantSplit/>
+        </w:trPr>
+        <w:tc>
+          <w:tcPr>
+            <w:tcW w:type="dxa" w:w="1800"/>
+            <w:tcMar>
+              <w:top w:type="dxa" w:w="60"/>
+              <w:left w:type="dxa" w:w="100"/>
+              <w:bottom w:type="dxa" w:w="60"/>
+              <w:right w:type="dxa" w:w="100"/>
+            </w:tcMar>
+            <w:vAlign w:val="top"/>
+          </w:tcPr>
+          <w:p>
+            <w:pPr>
+              <w:spacing w:after="20" w:before="0"/>
+            </w:pPr>
+            <w:r>
+              <w:rPr>
+                <w:b/>
+                <w:bCs/>
+                <w:color w:val="0F2B3C"/>
+                <w:sz w:val="20"/>
+                <w:szCs w:val="20"/>
+              </w:rPr>
+              <w:t xml:space="preserve">Per</w:t>
+            </w:r>
+          </w:p>
+          <w:p>
+            <w:pPr>
+              <w:spacing w:after="0" w:before="0"/>
+            </w:pPr>
+            <w:r>
+              <w:rPr>
+                <w:i/>
+                <w:iCs/>
+                <w:color w:val="5E6E7E"/>
+                <w:sz w:val="18"/>
+                <w:szCs w:val="18"/>
+              </w:rPr>
+              <w:t xml:space="preserve">Por</w:t>
+            </w:r>
+          </w:p>
+        </w:tc>
+        <w:tc>
+          <w:tcPr>
+            <w:tcW w:type="dxa" w:w="3160"/>
+            <w:tcMar>
+              <w:top w:type="dxa" w:w="60"/>
+              <w:left w:type="dxa" w:w="100"/>
+              <w:bottom w:type="dxa" w:w="60"/>
+              <w:right w:type="dxa" w:w="100"/>
+            </w:tcMar>
+            <w:vAlign w:val="top"/>
+          </w:tcPr>
+          <w:p>
+            <w:pPr>
+              <w:spacing w:after="0" w:before="0"/>
+            </w:pPr>
+            <w:r>
+              <w:rPr>
+                <w:sz w:val="19"/>
+                <w:szCs w:val="19"/>
+              </w:rPr>
+              <w:t xml:space="preserve">For each one. Example: 5 dollars per book.</w:t>
+            </w:r>
+          </w:p>
+        </w:tc>
+        <w:tc>
+          <w:tcPr>
+            <w:tcW w:type="dxa" w:w="2200"/>
+            <w:tcMar>
+              <w:top w:type="dxa" w:w="60"/>
+              <w:left w:type="dxa" w:w="100"/>
+              <w:bottom w:type="dxa" w:w="60"/>
+              <w:right w:type="dxa" w:w="100"/>
+            </w:tcMar>
+            <w:vAlign w:val="top"/>
+          </w:tcPr>
+          <w:p>
+            <w:pPr>
+              <w:spacing w:after="30" w:before="0"/>
+            </w:pPr>
+            <w:r>
+              <w:rPr>
+                <w:i/>
+                <w:iCs/>
+                <w:color w:val="5E6E7E"/>
+                <w:sz w:val="18"/>
+                <w:szCs w:val="18"/>
+              </w:rPr>
+              <w:t xml:space="preserve">Not Per: write a counter-example that does not fit the rule.</w:t>
+            </w:r>
+          </w:p>
+          <w:p>
+            <w:pPr>
+              <w:spacing w:after="50" w:before="0"/>
+            </w:pPr>
+            <w:r>
+              <w:rPr>
+                <w:color w:val="BBBBBB"/>
+                <w:sz w:val="18"/>
+                <w:szCs w:val="18"/>
+              </w:rPr>
+              <w:t xml:space="preserve">____________________________</w:t>
+            </w:r>
+          </w:p>
+        </w:tc>
+        <w:tc>
+          <w:tcPr>
+            <w:tcW w:type="dxa" w:w="2200"/>
+            <w:tcMar>
+              <w:top w:type="dxa" w:w="60"/>
+              <w:left w:type="dxa" w:w="100"/>
+              <w:bottom w:type="dxa" w:w="60"/>
+              <w:right w:type="dxa" w:w="100"/>
+            </w:tcMar>
+            <w:vAlign w:val="top"/>
+          </w:tcPr>
+          <w:p>
+            <w:pPr>
+              <w:spacing w:after="0" w:before="0"/>
+            </w:pPr>
+            <w:r>
+              <w:rPr>
+                <w:i/>
+                <w:iCs/>
+                <w:color w:val="5E6E7E"/>
+                <w:sz w:val="18"/>
+                <w:szCs w:val="18"/>
+              </w:rPr>
+              <w:t xml:space="preserve">60 miles per hour means 60 miles for every 1 hour</w:t>
+            </w:r>
+          </w:p>
+        </w:tc>
+      </w:tr>
+      <w:tr>
+        <w:trPr>
+          <w:cantSplit/>
+        </w:trPr>
+        <w:tc>
+          <w:tcPr>
+            <w:tcW w:type="dxa" w:w="1800"/>
+            <w:tcMar>
+              <w:top w:type="dxa" w:w="60"/>
+              <w:left w:type="dxa" w:w="100"/>
+              <w:bottom w:type="dxa" w:w="60"/>
+              <w:right w:type="dxa" w:w="100"/>
+            </w:tcMar>
+            <w:vAlign w:val="top"/>
+          </w:tcPr>
+          <w:p>
+            <w:pPr>
+              <w:spacing w:after="20" w:before="0"/>
+            </w:pPr>
+            <w:r>
+              <w:rPr>
+                <w:b/>
+                <w:bCs/>
+                <w:color w:val="0F2B3C"/>
+                <w:sz w:val="20"/>
+                <w:szCs w:val="20"/>
+              </w:rPr>
+              <w:t xml:space="preserve">Ratio</w:t>
+            </w:r>
+          </w:p>
+          <w:p>
+            <w:pPr>
+              <w:spacing w:after="0" w:before="0"/>
+            </w:pPr>
+            <w:r>
+              <w:rPr>
+                <w:i/>
+                <w:iCs/>
+                <w:color w:val="5E6E7E"/>
+                <w:sz w:val="18"/>
+                <w:szCs w:val="18"/>
+              </w:rPr>
+              <w:t xml:space="preserve">Razón</w:t>
+            </w:r>
+          </w:p>
+        </w:tc>
+        <w:tc>
+          <w:tcPr>
+            <w:tcW w:type="dxa" w:w="3160"/>
+            <w:tcMar>
+              <w:top w:type="dxa" w:w="60"/>
+              <w:left w:type="dxa" w:w="100"/>
+              <w:bottom w:type="dxa" w:w="60"/>
+              <w:right w:type="dxa" w:w="100"/>
+            </w:tcMar>
+            <w:vAlign w:val="top"/>
+          </w:tcPr>
+          <w:p>
+            <w:pPr>
+              <w:spacing w:after="0" w:before="0"/>
+            </w:pPr>
+            <w:r>
+              <w:rPr>
+                <w:sz w:val="19"/>
+                <w:szCs w:val="19"/>
+              </w:rPr>
+              <w:t xml:space="preserve">A way to compare two amounts, like 3 to 2.</w:t>
+            </w:r>
+          </w:p>
+        </w:tc>
+        <w:tc>
+          <w:tcPr>
+            <w:tcW w:type="dxa" w:w="2200"/>
+            <w:tcMar>
+              <w:top w:type="dxa" w:w="60"/>
+              <w:left w:type="dxa" w:w="100"/>
+              <w:bottom w:type="dxa" w:w="60"/>
+              <w:right w:type="dxa" w:w="100"/>
+            </w:tcMar>
+            <w:vAlign w:val="top"/>
+          </w:tcPr>
+          <w:p>
+            <w:pPr>
+              <w:spacing w:after="30" w:before="0"/>
+            </w:pPr>
+            <w:r>
+              <w:rPr>
+                <w:i/>
+                <w:iCs/>
+                <w:color w:val="5E6E7E"/>
+                <w:sz w:val="18"/>
+                <w:szCs w:val="18"/>
+              </w:rPr>
+              <w:t xml:space="preserve">Not Ratio: write a counter-example that does not fit the rule.</w:t>
+            </w:r>
+          </w:p>
+          <w:p>
+            <w:pPr>
+              <w:spacing w:after="50" w:before="0"/>
+            </w:pPr>
+            <w:r>
+              <w:rPr>
+                <w:color w:val="BBBBBB"/>
+                <w:sz w:val="18"/>
+                <w:szCs w:val="18"/>
+              </w:rPr>
+              <w:t xml:space="preserve">____________________________</w:t>
+            </w:r>
+          </w:p>
+        </w:tc>
+        <w:tc>
+          <w:tcPr>
+            <w:tcW w:type="dxa" w:w="2200"/>
+            <w:tcMar>
+              <w:top w:type="dxa" w:w="60"/>
+              <w:left w:type="dxa" w:w="100"/>
+              <w:bottom w:type="dxa" w:w="60"/>
+              <w:right w:type="dxa" w:w="100"/>
+            </w:tcMar>
+            <w:vAlign w:val="top"/>
+          </w:tcPr>
+          <w:p>
+            <w:pPr>
+              <w:spacing w:after="0" w:before="0"/>
+            </w:pPr>
+            <w:r>
+              <w:rPr>
+                <w:i/>
+                <w:iCs/>
+                <w:color w:val="5E6E7E"/>
+                <w:sz w:val="18"/>
+                <w:szCs w:val="18"/>
+              </w:rPr>
+              <w:t xml:space="preserve">5 to 3 or 5:3</w:t>
+            </w:r>
+          </w:p>
+        </w:tc>
+      </w:tr>
+      <w:tr>
+        <w:trPr>
+          <w:cantSplit/>
+        </w:trPr>
+        <w:tc>
+          <w:tcPr>
+            <w:tcW w:type="dxa" w:w="1800"/>
+            <w:tcMar>
+              <w:top w:type="dxa" w:w="60"/>
+              <w:left w:type="dxa" w:w="100"/>
+              <w:bottom w:type="dxa" w:w="60"/>
+              <w:right w:type="dxa" w:w="100"/>
+            </w:tcMar>
+            <w:vAlign w:val="top"/>
+          </w:tcPr>
+          <w:p>
+            <w:pPr>
+              <w:spacing w:after="20" w:before="0"/>
+            </w:pPr>
+            <w:r>
+              <w:rPr>
+                <w:b/>
+                <w:bCs/>
+                <w:color w:val="0F2B3C"/>
+                <w:sz w:val="20"/>
+                <w:szCs w:val="20"/>
+              </w:rPr>
+              <w:t xml:space="preserve">Unit price</w:t>
+            </w:r>
+          </w:p>
+          <w:p>
+            <w:pPr>
+              <w:spacing w:after="0" w:before="0"/>
+            </w:pPr>
+            <w:r>
+              <w:rPr>
+                <w:i/>
+                <w:iCs/>
+                <w:color w:val="5E6E7E"/>
+                <w:sz w:val="18"/>
+                <w:szCs w:val="18"/>
+              </w:rPr>
+              <w:t xml:space="preserve">Precio unitario</w:t>
+            </w:r>
+          </w:p>
+        </w:tc>
+        <w:tc>
+          <w:tcPr>
+            <w:tcW w:type="dxa" w:w="3160"/>
+            <w:tcMar>
+              <w:top w:type="dxa" w:w="60"/>
+              <w:left w:type="dxa" w:w="100"/>
+              <w:bottom w:type="dxa" w:w="60"/>
+              <w:right w:type="dxa" w:w="100"/>
+            </w:tcMar>
+            <w:vAlign w:val="top"/>
+          </w:tcPr>
+          <w:p>
+            <w:pPr>
+              <w:spacing w:after="0" w:before="0"/>
+            </w:pPr>
+            <w:r>
+              <w:rPr>
+                <w:sz w:val="19"/>
+                <w:szCs w:val="19"/>
+              </w:rPr>
+              <w:t xml:space="preserve">A unit rate that gives the cost of exactly 1 item, like $0.60 per game.</w:t>
+            </w:r>
+          </w:p>
+        </w:tc>
+        <w:tc>
+          <w:tcPr>
+            <w:tcW w:type="dxa" w:w="2200"/>
+            <w:tcMar>
+              <w:top w:type="dxa" w:w="60"/>
+              <w:left w:type="dxa" w:w="100"/>
+              <w:bottom w:type="dxa" w:w="60"/>
+              <w:right w:type="dxa" w:w="100"/>
+            </w:tcMar>
+            <w:vAlign w:val="top"/>
+          </w:tcPr>
+          <w:p>
+            <w:pPr>
+              <w:spacing w:after="30" w:before="0"/>
+            </w:pPr>
+            <w:r>
+              <w:rPr>
+                <w:i/>
+                <w:iCs/>
+                <w:color w:val="5E6E7E"/>
+                <w:sz w:val="18"/>
+                <w:szCs w:val="18"/>
+              </w:rPr>
+              <w:t xml:space="preserve">Not Unit price: write a counter-example that does not fit the rule.</w:t>
+            </w:r>
+          </w:p>
+          <w:p>
+            <w:pPr>
+              <w:spacing w:after="50" w:before="0"/>
+            </w:pPr>
+            <w:r>
+              <w:rPr>
+                <w:color w:val="BBBBBB"/>
+                <w:sz w:val="18"/>
+                <w:szCs w:val="18"/>
+              </w:rPr>
+              <w:t xml:space="preserve">____________________________</w:t>
+            </w:r>
+          </w:p>
+        </w:tc>
+        <w:tc>
+          <w:tcPr>
+            <w:tcW w:type="dxa" w:w="2200"/>
+            <w:tcMar>
+              <w:top w:type="dxa" w:w="60"/>
+              <w:left w:type="dxa" w:w="100"/>
+              <w:bottom w:type="dxa" w:w="60"/>
+              <w:right w:type="dxa" w:w="100"/>
+            </w:tcMar>
+            <w:vAlign w:val="top"/>
+          </w:tcPr>
+          <w:p>
+            <w:pPr>
+              <w:spacing w:after="0" w:before="0"/>
+            </w:pPr>
+            <w:r>
+              <w:rPr>
+                <w:i/>
+                <w:iCs/>
+                <w:color w:val="5E6E7E"/>
+                <w:sz w:val="18"/>
+                <w:szCs w:val="18"/>
+              </w:rPr>
+              <w:t xml:space="preserve">$3 for 5 games → $0.60 per 1 game</w:t>
+            </w:r>
+          </w:p>
+        </w:tc>
+      </w:tr>
+      <w:tr>
+        <w:trPr>
+          <w:cantSplit/>
+        </w:trPr>
+        <w:tc>
+          <w:tcPr>
+            <w:tcW w:type="dxa" w:w="1800"/>
+            <w:tcMar>
+              <w:top w:type="dxa" w:w="60"/>
+              <w:left w:type="dxa" w:w="100"/>
+              <w:bottom w:type="dxa" w:w="60"/>
+              <w:right w:type="dxa" w:w="100"/>
+            </w:tcMar>
+            <w:vAlign w:val="top"/>
+          </w:tcPr>
+          <w:p>
+            <w:pPr>
+              <w:spacing w:after="20" w:before="0"/>
+            </w:pPr>
+            <w:r>
+              <w:rPr>
+                <w:b/>
+                <w:bCs/>
+                <w:color w:val="0F2B3C"/>
+                <w:sz w:val="20"/>
+                <w:szCs w:val="20"/>
+              </w:rPr>
+              <w:t xml:space="preserve">Better Buy</w:t>
+            </w:r>
+          </w:p>
+          <w:p>
+            <w:pPr>
+              <w:spacing w:after="0" w:before="0"/>
+            </w:pPr>
+            <w:r>
+              <w:rPr>
+                <w:i/>
+                <w:iCs/>
+                <w:color w:val="5E6E7E"/>
+                <w:sz w:val="18"/>
+                <w:szCs w:val="18"/>
+              </w:rPr>
+              <w:t xml:space="preserve">Mejor compra</w:t>
+            </w:r>
+          </w:p>
+        </w:tc>
+        <w:tc>
+          <w:tcPr>
+            <w:tcW w:type="dxa" w:w="3160"/>
+            <w:tcMar>
+              <w:top w:type="dxa" w:w="60"/>
+              <w:left w:type="dxa" w:w="100"/>
+              <w:bottom w:type="dxa" w:w="60"/>
+              <w:right w:type="dxa" w:w="100"/>
+            </w:tcMar>
+            <w:vAlign w:val="top"/>
+          </w:tcPr>
+          <w:p>
+            <w:pPr>
+              <w:spacing w:after="0" w:before="0"/>
+            </w:pPr>
+            <w:r>
+              <w:rPr>
+                <w:sz w:val="19"/>
+                <w:szCs w:val="19"/>
+              </w:rPr>
+              <w:t xml:space="preserve">The choice that costs less for each item.</w:t>
+            </w:r>
+          </w:p>
+        </w:tc>
+        <w:tc>
+          <w:tcPr>
+            <w:tcW w:type="dxa" w:w="2200"/>
+            <w:tcMar>
+              <w:top w:type="dxa" w:w="60"/>
+              <w:left w:type="dxa" w:w="100"/>
+              <w:bottom w:type="dxa" w:w="60"/>
+              <w:right w:type="dxa" w:w="100"/>
+            </w:tcMar>
+            <w:vAlign w:val="top"/>
+          </w:tcPr>
+          <w:p>
+            <w:pPr>
+              <w:spacing w:after="30" w:before="0"/>
+            </w:pPr>
+            <w:r>
+              <w:rPr>
+                <w:i/>
+                <w:iCs/>
+                <w:color w:val="5E6E7E"/>
+                <w:sz w:val="18"/>
+                <w:szCs w:val="18"/>
+              </w:rPr>
+              <w:t xml:space="preserve">Not Better Buy: write a counter-example that does not fit the rule.</w:t>
+            </w:r>
+          </w:p>
+          <w:p>
+            <w:pPr>
+              <w:spacing w:after="50" w:before="0"/>
+            </w:pPr>
+            <w:r>
+              <w:rPr>
+                <w:color w:val="BBBBBB"/>
+                <w:sz w:val="18"/>
+                <w:szCs w:val="18"/>
+              </w:rPr>
+              <w:t xml:space="preserve">____________________________</w:t>
+            </w:r>
+          </w:p>
+        </w:tc>
+        <w:tc>
+          <w:tcPr>
+            <w:tcW w:type="dxa" w:w="2200"/>
+            <w:tcMar>
+              <w:top w:type="dxa" w:w="60"/>
+              <w:left w:type="dxa" w:w="100"/>
+              <w:bottom w:type="dxa" w:w="60"/>
+              <w:right w:type="dxa" w:w="100"/>
+            </w:tcMar>
+            <w:vAlign w:val="top"/>
+          </w:tcPr>
+          <w:p>
+            <w:pPr>
+              <w:spacing w:after="0" w:before="0"/>
+            </w:pPr>
+            <w:r>
+              <w:rPr>
+                <w:i/>
+                <w:iCs/>
+                <w:color w:val="5E6E7E"/>
+                <w:sz w:val="18"/>
+                <w:szCs w:val="18"/>
+              </w:rPr>
+              <w:t xml:space="preserve">Pack A: $0.50 per pencil vs Pack B: $0.40 per pencil — Pack B is the better buy</w:t>
+            </w:r>
+          </w:p>
+        </w:tc>
+      </w:tr>
+      <w:tr>
+        <w:trPr>
+          <w:cantSplit/>
+        </w:trPr>
+        <w:tc>
+          <w:tcPr>
+            <w:tcW w:type="dxa" w:w="1800"/>
+            <w:tcMar>
+              <w:top w:type="dxa" w:w="60"/>
+              <w:left w:type="dxa" w:w="100"/>
+              <w:bottom w:type="dxa" w:w="60"/>
+              <w:right w:type="dxa" w:w="100"/>
+            </w:tcMar>
+            <w:vAlign w:val="top"/>
+          </w:tcPr>
+          <w:p>
+            <w:pPr>
+              <w:spacing w:after="20" w:before="0"/>
+            </w:pPr>
+            <w:r>
+              <w:rPr>
+                <w:b/>
+                <w:bCs/>
+                <w:color w:val="0F2B3C"/>
+                <w:sz w:val="20"/>
+                <w:szCs w:val="20"/>
+              </w:rPr>
+              <w:t xml:space="preserve">Divide</w:t>
+            </w:r>
+          </w:p>
+          <w:p>
+            <w:pPr>
+              <w:spacing w:after="0" w:before="0"/>
+            </w:pPr>
+            <w:r>
+              <w:rPr>
+                <w:i/>
+                <w:iCs/>
+                <w:color w:val="5E6E7E"/>
+                <w:sz w:val="18"/>
+                <w:szCs w:val="18"/>
+              </w:rPr>
+              <w:t xml:space="preserve">Dividir</w:t>
+            </w:r>
+          </w:p>
+        </w:tc>
+        <w:tc>
+          <w:tcPr>
+            <w:tcW w:type="dxa" w:w="3160"/>
+            <w:tcMar>
+              <w:top w:type="dxa" w:w="60"/>
+              <w:left w:type="dxa" w:w="100"/>
+              <w:bottom w:type="dxa" w:w="60"/>
+              <w:right w:type="dxa" w:w="100"/>
+            </w:tcMar>
+            <w:vAlign w:val="top"/>
+          </w:tcPr>
+          <w:p>
+            <w:pPr>
+              <w:spacing w:after="0" w:before="0"/>
+            </w:pPr>
+            <w:r>
+              <w:rPr>
+                <w:sz w:val="19"/>
+                <w:szCs w:val="19"/>
+              </w:rPr>
+              <w:t xml:space="preserve">Splitting a total into equal groups.</w:t>
+            </w:r>
+          </w:p>
+        </w:tc>
+        <w:tc>
+          <w:tcPr>
+            <w:tcW w:type="dxa" w:w="2200"/>
+            <w:tcMar>
+              <w:top w:type="dxa" w:w="60"/>
+              <w:left w:type="dxa" w:w="100"/>
+              <w:bottom w:type="dxa" w:w="60"/>
+              <w:right w:type="dxa" w:w="100"/>
+            </w:tcMar>
+            <w:vAlign w:val="top"/>
+          </w:tcPr>
+          <w:p>
+            <w:pPr>
+              <w:spacing w:after="30" w:before="0"/>
+            </w:pPr>
+            <w:r>
+              <w:rPr>
+                <w:i/>
+                <w:iCs/>
+                <w:color w:val="5E6E7E"/>
+                <w:sz w:val="18"/>
+                <w:szCs w:val="18"/>
+              </w:rPr>
+              <w:t xml:space="preserve">Not Divide: write a counter-example that does not fit the rule.</w:t>
+            </w:r>
+          </w:p>
+          <w:p>
+            <w:pPr>
+              <w:spacing w:after="50" w:before="0"/>
+            </w:pPr>
+            <w:r>
+              <w:rPr>
+                <w:color w:val="BBBBBB"/>
+                <w:sz w:val="18"/>
+                <w:szCs w:val="18"/>
+              </w:rPr>
+              <w:t xml:space="preserve">____________________________</w:t>
+            </w:r>
+          </w:p>
+        </w:tc>
+        <w:tc>
+          <w:tcPr>
+            <w:tcW w:type="dxa" w:w="2200"/>
+            <w:tcMar>
+              <w:top w:type="dxa" w:w="60"/>
+              <w:left w:type="dxa" w:w="100"/>
+              <w:bottom w:type="dxa" w:w="60"/>
+              <w:right w:type="dxa" w:w="100"/>
+            </w:tcMar>
+            <w:vAlign w:val="top"/>
+          </w:tcPr>
+          <w:p>
+            <w:pPr>
+              <w:spacing w:after="0" w:before="0"/>
+            </w:pPr>
+            <w:r>
+              <w:rPr>
+                <w:i/>
+                <w:iCs/>
+                <w:color w:val="5E6E7E"/>
+                <w:sz w:val="18"/>
+                <w:szCs w:val="18"/>
+              </w:rPr>
+              <w:t xml:space="preserve">$12 ÷ 4 games = $3 per game</w:t>
+            </w:r>
+          </w:p>
+        </w:tc>
+      </w:tr>
+      <w:tr>
+        <w:trPr>
+          <w:cantSplit/>
+        </w:trPr>
+        <w:tc>
+          <w:tcPr>
+            <w:tcW w:type="dxa" w:w="1800"/>
+            <w:tcMar>
+              <w:top w:type="dxa" w:w="60"/>
+              <w:left w:type="dxa" w:w="100"/>
+              <w:bottom w:type="dxa" w:w="60"/>
+              <w:right w:type="dxa" w:w="100"/>
+            </w:tcMar>
+            <w:vAlign w:val="top"/>
+          </w:tcPr>
+          <w:p>
+            <w:pPr>
+              <w:spacing w:after="20" w:before="0"/>
+            </w:pPr>
+            <w:r>
+              <w:rPr>
+                <w:b/>
+                <w:bCs/>
+                <w:color w:val="0F2B3C"/>
+                <w:sz w:val="20"/>
+                <w:szCs w:val="20"/>
+              </w:rPr>
+              <w:t xml:space="preserve">Constant</w:t>
+            </w:r>
+          </w:p>
+          <w:p>
+            <w:pPr>
+              <w:spacing w:after="0" w:before="0"/>
+            </w:pPr>
+            <w:r>
+              <w:rPr>
+                <w:i/>
+                <w:iCs/>
+                <w:color w:val="5E6E7E"/>
+                <w:sz w:val="18"/>
+                <w:szCs w:val="18"/>
+              </w:rPr>
+              <w:t xml:space="preserve">Constante</w:t>
+            </w:r>
+          </w:p>
+        </w:tc>
+        <w:tc>
+          <w:tcPr>
+            <w:tcW w:type="dxa" w:w="3160"/>
+            <w:tcMar>
+              <w:top w:type="dxa" w:w="60"/>
+              <w:left w:type="dxa" w:w="100"/>
+              <w:bottom w:type="dxa" w:w="60"/>
+              <w:right w:type="dxa" w:w="100"/>
+            </w:tcMar>
+            <w:vAlign w:val="top"/>
+          </w:tcPr>
+          <w:p>
+            <w:pPr>
+              <w:spacing w:after="0" w:before="0"/>
+            </w:pPr>
+            <w:r>
+              <w:rPr>
+                <w:sz w:val="19"/>
+                <w:szCs w:val="19"/>
+              </w:rPr>
+              <w:t xml:space="preserve">A speed, price, or rate that stays the same.</w:t>
+            </w:r>
+          </w:p>
+        </w:tc>
+        <w:tc>
+          <w:tcPr>
+            <w:tcW w:type="dxa" w:w="2200"/>
+            <w:tcMar>
+              <w:top w:type="dxa" w:w="60"/>
+              <w:left w:type="dxa" w:w="100"/>
+              <w:bottom w:type="dxa" w:w="60"/>
+              <w:right w:type="dxa" w:w="100"/>
+            </w:tcMar>
+            <w:vAlign w:val="top"/>
+          </w:tcPr>
+          <w:p>
+            <w:pPr>
+              <w:spacing w:after="30" w:before="0"/>
+            </w:pPr>
+            <w:r>
+              <w:rPr>
+                <w:i/>
+                <w:iCs/>
+                <w:color w:val="5E6E7E"/>
+                <w:sz w:val="18"/>
+                <w:szCs w:val="18"/>
+              </w:rPr>
+              <w:t xml:space="preserve">Not Constant: write a counter-example that does not fit the rule.</w:t>
+            </w:r>
+          </w:p>
+          <w:p>
+            <w:pPr>
+              <w:spacing w:after="50" w:before="0"/>
+            </w:pPr>
+            <w:r>
+              <w:rPr>
+                <w:color w:val="BBBBBB"/>
+                <w:sz w:val="18"/>
+                <w:szCs w:val="18"/>
+              </w:rPr>
+              <w:t xml:space="preserve">____________________________</w:t>
+            </w:r>
+          </w:p>
+        </w:tc>
+        <w:tc>
+          <w:tcPr>
+            <w:tcW w:type="dxa" w:w="2200"/>
+            <w:tcMar>
+              <w:top w:type="dxa" w:w="60"/>
+              <w:left w:type="dxa" w:w="100"/>
+              <w:bottom w:type="dxa" w:w="60"/>
+              <w:right w:type="dxa" w:w="100"/>
+            </w:tcMar>
+            <w:vAlign w:val="top"/>
+          </w:tcPr>
+          <w:p>
+            <w:pPr>
+              <w:spacing w:after="0" w:before="0"/>
+            </w:pPr>
+            <w:r>
+              <w:rPr>
+                <w:i/>
+                <w:iCs/>
+                <w:color w:val="5E6E7E"/>
+                <w:sz w:val="18"/>
+                <w:szCs w:val="18"/>
+              </w:rPr>
+              <w:t xml:space="preserve">The same amount every hour.</w:t>
+            </w:r>
+          </w:p>
+        </w:tc>
+      </w:tr>
+      <w:tr>
+        <w:trPr>
+          <w:cantSplit/>
+        </w:trPr>
+        <w:tc>
+          <w:tcPr>
+            <w:tcW w:type="dxa" w:w="1800"/>
+            <w:tcMar>
+              <w:top w:type="dxa" w:w="60"/>
+              <w:left w:type="dxa" w:w="100"/>
+              <w:bottom w:type="dxa" w:w="60"/>
+              <w:right w:type="dxa" w:w="100"/>
+            </w:tcMar>
+            <w:vAlign w:val="top"/>
+          </w:tcPr>
+          <w:p>
+            <w:pPr>
+              <w:spacing w:after="20" w:before="0"/>
+            </w:pPr>
+            <w:r>
+              <w:rPr>
+                <w:b/>
+                <w:bCs/>
+                <w:color w:val="0F2B3C"/>
+                <w:sz w:val="20"/>
+                <w:szCs w:val="20"/>
+              </w:rPr>
+              <w:t xml:space="preserve">Total price</w:t>
+            </w:r>
+          </w:p>
+          <w:p>
+            <w:pPr>
+              <w:spacing w:after="0" w:before="0"/>
+            </w:pPr>
+            <w:r>
+              <w:rPr>
+                <w:i/>
+                <w:iCs/>
+                <w:color w:val="5E6E7E"/>
+                <w:sz w:val="18"/>
+                <w:szCs w:val="18"/>
+              </w:rPr>
+              <w:t xml:space="preserve">Precio total</w:t>
+            </w:r>
+          </w:p>
+        </w:tc>
+        <w:tc>
+          <w:tcPr>
+            <w:tcW w:type="dxa" w:w="3160"/>
+            <w:tcMar>
+              <w:top w:type="dxa" w:w="60"/>
+              <w:left w:type="dxa" w:w="100"/>
+              <w:bottom w:type="dxa" w:w="60"/>
+              <w:right w:type="dxa" w:w="100"/>
+            </w:tcMar>
+            <w:vAlign w:val="top"/>
+          </w:tcPr>
+          <w:p>
+            <w:pPr>
+              <w:spacing w:after="0" w:before="0"/>
+            </w:pPr>
+            <w:r>
+              <w:rPr>
+                <w:sz w:val="19"/>
+                <w:szCs w:val="19"/>
+              </w:rPr>
+              <w:t xml:space="preserve">What the whole package costs, not the cost of one item.</w:t>
+            </w:r>
+          </w:p>
+        </w:tc>
+        <w:tc>
+          <w:tcPr>
+            <w:tcW w:type="dxa" w:w="2200"/>
+            <w:tcMar>
+              <w:top w:type="dxa" w:w="60"/>
+              <w:left w:type="dxa" w:w="100"/>
+              <w:bottom w:type="dxa" w:w="60"/>
+              <w:right w:type="dxa" w:w="100"/>
+            </w:tcMar>
+            <w:vAlign w:val="top"/>
+          </w:tcPr>
+          <w:p>
+            <w:pPr>
+              <w:spacing w:after="30" w:before="0"/>
+            </w:pPr>
+            <w:r>
+              <w:rPr>
+                <w:i/>
+                <w:iCs/>
+                <w:color w:val="5E6E7E"/>
+                <w:sz w:val="18"/>
+                <w:szCs w:val="18"/>
+              </w:rPr>
+              <w:t xml:space="preserve">Not Total price: write a counter-example that does not fit the rule.</w:t>
+            </w:r>
+          </w:p>
+          <w:p>
+            <w:pPr>
+              <w:spacing w:after="50" w:before="0"/>
+            </w:pPr>
+            <w:r>
+              <w:rPr>
+                <w:color w:val="BBBBBB"/>
+                <w:sz w:val="18"/>
+                <w:szCs w:val="18"/>
+              </w:rPr>
+              <w:t xml:space="preserve">____________________________</w:t>
+            </w:r>
+          </w:p>
+        </w:tc>
+        <w:tc>
+          <w:tcPr>
+            <w:tcW w:type="dxa" w:w="2200"/>
+            <w:tcMar>
+              <w:top w:type="dxa" w:w="60"/>
+              <w:left w:type="dxa" w:w="100"/>
+              <w:bottom w:type="dxa" w:w="60"/>
+              <w:right w:type="dxa" w:w="100"/>
+            </w:tcMar>
+            <w:vAlign w:val="top"/>
+          </w:tcPr>
+          <w:p>
+            <w:pPr>
+              <w:spacing w:after="0" w:before="0"/>
+            </w:pPr>
+            <w:r>
+              <w:rPr>
+                <w:i/>
+                <w:iCs/>
+                <w:color w:val="5E6E7E"/>
+                <w:sz w:val="18"/>
+                <w:szCs w:val="18"/>
+              </w:rPr>
+              <w:t xml:space="preserve">$9.60 for the whole bag.</w:t>
+            </w:r>
+          </w:p>
+        </w:tc>
+      </w:tr>
+    </w:tbl>
+    <w:p>
+      <w:pPr>
+        <w:spacing w:after="120" w:before="140"/>
       </w:pPr>
       <w:r>
         <w:rPr>
@@ -127,73 +1655,922 @@
         <w:t xml:space="preserve">Divide to find how much for ONE.</w:t>
       </w:r>
     </w:p>
+    <w:tbl>
+      <w:tblPr>
+        <w:tblW w:type="dxa" w:w="9360"/>
+        <w:tblBorders>
+          <w:top w:val="single" w:color="C7D2DD" w:sz="6"/>
+          <w:left w:val="single" w:color="C7D2DD" w:sz="6"/>
+          <w:bottom w:val="single" w:color="C7D2DD" w:sz="6"/>
+          <w:right w:val="single" w:color="C7D2DD" w:sz="6"/>
+          <w:insideH w:val="single" w:color="C7D2DD" w:sz="6"/>
+          <w:insideV w:val="single" w:color="C7D2DD" w:sz="6"/>
+        </w:tblBorders>
+      </w:tblPr>
+      <w:tblGrid>
+        <w:gridCol w:w="2800"/>
+        <w:gridCol w:w="3560"/>
+        <w:gridCol w:w="3000"/>
+      </w:tblGrid>
+      <w:tr>
+        <w:trPr>
+          <w:cantSplit/>
+          <w:tblHeader/>
+        </w:trPr>
+        <w:tc>
+          <w:tcPr>
+            <w:tcW w:type="dxa" w:w="2800"/>
+            <w:shd w:fill="EEF4F8" w:color="auto" w:val="clear"/>
+            <w:tcMar>
+              <w:top w:type="dxa" w:w="60"/>
+              <w:left w:type="dxa" w:w="100"/>
+              <w:bottom w:type="dxa" w:w="60"/>
+              <w:right w:type="dxa" w:w="100"/>
+            </w:tcMar>
+          </w:tcPr>
+          <w:p>
+            <w:pPr>
+              <w:spacing w:after="0" w:before="0"/>
+            </w:pPr>
+            <w:r>
+              <w:rPr>
+                <w:b/>
+                <w:bCs/>
+                <w:color w:val="0F2B3C"/>
+                <w:sz w:val="16"/>
+                <w:szCs w:val="16"/>
+              </w:rPr>
+              <w:t xml:space="preserve">CORE PROBLEM / GIVEN REPRESENTATION</w:t>
+            </w:r>
+          </w:p>
+        </w:tc>
+        <w:tc>
+          <w:tcPr>
+            <w:tcW w:type="dxa" w:w="3560"/>
+            <w:shd w:fill="EEF4F8" w:color="auto" w:val="clear"/>
+            <w:tcMar>
+              <w:top w:type="dxa" w:w="60"/>
+              <w:left w:type="dxa" w:w="100"/>
+              <w:bottom w:type="dxa" w:w="60"/>
+              <w:right w:type="dxa" w:w="100"/>
+            </w:tcMar>
+          </w:tcPr>
+          <w:p>
+            <w:pPr>
+              <w:spacing w:after="0" w:before="0"/>
+            </w:pPr>
+            <w:r>
+              <w:rPr>
+                <w:b/>
+                <w:bCs/>
+                <w:color w:val="0F2B3C"/>
+                <w:sz w:val="16"/>
+                <w:szCs w:val="16"/>
+              </w:rPr>
+              <w:t xml:space="preserve">WORKING SPACE / CALCULATION STEPS</w:t>
+            </w:r>
+          </w:p>
+        </w:tc>
+        <w:tc>
+          <w:tcPr>
+            <w:tcW w:type="dxa" w:w="3000"/>
+            <w:shd w:fill="FBF3E2" w:color="auto" w:val="clear"/>
+            <w:tcMar>
+              <w:top w:type="dxa" w:w="60"/>
+              <w:left w:type="dxa" w:w="100"/>
+              <w:bottom w:type="dxa" w:w="60"/>
+              <w:right w:type="dxa" w:w="100"/>
+            </w:tcMar>
+          </w:tcPr>
+          <w:p>
+            <w:pPr>
+              <w:spacing w:after="0" w:before="0"/>
+            </w:pPr>
+            <w:r>
+              <w:rPr>
+                <w:b/>
+                <w:bCs/>
+                <w:color w:val="7A5400"/>
+                <w:sz w:val="16"/>
+                <w:szCs w:val="16"/>
+              </w:rPr>
+              <w:t xml:space="preserve">EXPLAIN YOUR REASONING</w:t>
+            </w:r>
+          </w:p>
+        </w:tc>
+      </w:tr>
+      <w:tr>
+        <w:trPr>
+          <w:cantSplit/>
+        </w:trPr>
+        <w:tc>
+          <w:tcPr>
+            <w:tcW w:type="dxa" w:w="2800"/>
+            <w:tcMar>
+              <w:top w:type="dxa" w:w="80"/>
+              <w:left w:type="dxa" w:w="100"/>
+              <w:bottom w:type="dxa" w:w="80"/>
+              <w:right w:type="dxa" w:w="100"/>
+            </w:tcMar>
+            <w:vAlign w:val="top"/>
+          </w:tcPr>
+          <w:p>
+            <w:pPr>
+              <w:spacing w:after="40" w:before="0"/>
+            </w:pPr>
+            <w:r>
+              <w:rPr>
+                <w:b/>
+                <w:bCs/>
+                <w:color w:val="0F2B3C"/>
+                <w:sz w:val="20"/>
+                <w:szCs w:val="20"/>
+              </w:rPr>
+              <w:t xml:space="preserve">1.  What is 6 ÷ 2?</w:t>
+            </w:r>
+          </w:p>
+        </w:tc>
+        <w:tc>
+          <w:tcPr>
+            <w:tcW w:type="dxa" w:w="3560"/>
+            <w:tcMar>
+              <w:top w:type="dxa" w:w="80"/>
+              <w:left w:type="dxa" w:w="100"/>
+              <w:bottom w:type="dxa" w:w="80"/>
+              <w:right w:type="dxa" w:w="100"/>
+            </w:tcMar>
+            <w:vAlign w:val="top"/>
+          </w:tcPr>
+          <w:p>
+            <w:pPr>
+              <w:spacing w:after="50" w:before="0"/>
+            </w:pPr>
+            <w:r>
+              <w:rPr>
+                <w:color w:val="BBBBBB"/>
+                <w:sz w:val="18"/>
+                <w:szCs w:val="18"/>
+              </w:rPr>
+              <w:t xml:space="preserve">____________________________</w:t>
+            </w:r>
+          </w:p>
+          <w:p>
+            <w:pPr>
+              <w:spacing w:after="50" w:before="0"/>
+            </w:pPr>
+            <w:r>
+              <w:rPr>
+                <w:color w:val="BBBBBB"/>
+                <w:sz w:val="18"/>
+                <w:szCs w:val="18"/>
+              </w:rPr>
+              <w:t xml:space="preserve">____________________________</w:t>
+            </w:r>
+          </w:p>
+          <w:p>
+            <w:pPr>
+              <w:spacing w:after="50" w:before="0"/>
+            </w:pPr>
+            <w:r>
+              <w:rPr>
+                <w:color w:val="BBBBBB"/>
+                <w:sz w:val="18"/>
+                <w:szCs w:val="18"/>
+              </w:rPr>
+              <w:t xml:space="preserve">____________________________</w:t>
+            </w:r>
+          </w:p>
+          <w:p>
+            <w:pPr>
+              <w:spacing w:after="50" w:before="0"/>
+            </w:pPr>
+            <w:r>
+              <w:rPr>
+                <w:color w:val="BBBBBB"/>
+                <w:sz w:val="18"/>
+                <w:szCs w:val="18"/>
+              </w:rPr>
+              <w:t xml:space="preserve">____________________________</w:t>
+            </w:r>
+          </w:p>
+        </w:tc>
+        <w:tc>
+          <w:tcPr>
+            <w:tcW w:type="dxa" w:w="3000"/>
+            <w:shd w:fill="FBF3E2" w:color="auto" w:val="clear"/>
+            <w:tcMar>
+              <w:top w:type="dxa" w:w="80"/>
+              <w:left w:type="dxa" w:w="100"/>
+              <w:bottom w:type="dxa" w:w="80"/>
+              <w:right w:type="dxa" w:w="100"/>
+            </w:tcMar>
+            <w:vAlign w:val="top"/>
+          </w:tcPr>
+          <w:p>
+            <w:pPr>
+              <w:spacing w:after="30" w:before="0"/>
+            </w:pPr>
+            <w:r>
+              <w:rPr>
+                <w:b/>
+                <w:bCs/>
+                <w:color w:val="0F2B3C"/>
+                <w:sz w:val="18"/>
+                <w:szCs w:val="18"/>
+              </w:rPr>
+              <w:t xml:space="preserve">Because... ________________</w:t>
+            </w:r>
+          </w:p>
+          <w:p>
+            <w:pPr>
+              <w:spacing w:after="50" w:before="0"/>
+            </w:pPr>
+            <w:r>
+              <w:rPr>
+                <w:color w:val="BBBBBB"/>
+                <w:sz w:val="18"/>
+                <w:szCs w:val="18"/>
+              </w:rPr>
+              <w:t xml:space="preserve">____________________________</w:t>
+            </w:r>
+          </w:p>
+          <w:p>
+            <w:pPr>
+              <w:spacing w:after="30" w:before="40"/>
+            </w:pPr>
+            <w:r>
+              <w:rPr>
+                <w:b/>
+                <w:bCs/>
+                <w:color w:val="1A6FB5"/>
+                <w:sz w:val="18"/>
+                <w:szCs w:val="18"/>
+              </w:rPr>
+              <w:t xml:space="preserve">Although... _______________</w:t>
+            </w:r>
+          </w:p>
+          <w:p>
+            <w:pPr>
+              <w:spacing w:after="50" w:before="0"/>
+            </w:pPr>
+            <w:r>
+              <w:rPr>
+                <w:color w:val="BBBBBB"/>
+                <w:sz w:val="18"/>
+                <w:szCs w:val="18"/>
+              </w:rPr>
+              <w:t xml:space="preserve">____________________________</w:t>
+            </w:r>
+          </w:p>
+          <w:p>
+            <w:pPr>
+              <w:spacing w:after="30" w:before="40"/>
+            </w:pPr>
+            <w:r>
+              <w:rPr>
+                <w:b/>
+                <w:bCs/>
+                <w:color w:val="7A5400"/>
+                <w:sz w:val="18"/>
+                <w:szCs w:val="18"/>
+              </w:rPr>
+              <w:t xml:space="preserve">Therefore... ______________</w:t>
+            </w:r>
+          </w:p>
+          <w:p>
+            <w:pPr>
+              <w:spacing w:after="50" w:before="0"/>
+            </w:pPr>
+            <w:r>
+              <w:rPr>
+                <w:color w:val="BBBBBB"/>
+                <w:sz w:val="18"/>
+                <w:szCs w:val="18"/>
+              </w:rPr>
+              <w:t xml:space="preserve">____________________________</w:t>
+            </w:r>
+          </w:p>
+        </w:tc>
+      </w:tr>
+    </w:tbl>
     <w:p>
       <w:pPr>
-        <w:spacing w:after="40" w:before="0"/>
-      </w:pPr>
-      <w:r>
-        <w:rPr>
-          <w:sz w:val="22"/>
-          <w:szCs w:val="22"/>
-        </w:rPr>
-        <w:t xml:space="preserve">1.  What is 6 ÷ 2?</w:t>
+        <w:spacing w:after="60" w:before="0"/>
+      </w:pPr>
+      <w:r>
+        <w:t xml:space="preserve"/>
       </w:r>
     </w:p>
+    <w:tbl>
+      <w:tblPr>
+        <w:tblW w:type="dxa" w:w="9360"/>
+        <w:tblBorders>
+          <w:top w:val="single" w:color="C7D2DD" w:sz="6"/>
+          <w:left w:val="single" w:color="C7D2DD" w:sz="6"/>
+          <w:bottom w:val="single" w:color="C7D2DD" w:sz="6"/>
+          <w:right w:val="single" w:color="C7D2DD" w:sz="6"/>
+          <w:insideH w:val="single" w:color="C7D2DD" w:sz="6"/>
+          <w:insideV w:val="single" w:color="C7D2DD" w:sz="6"/>
+        </w:tblBorders>
+      </w:tblPr>
+      <w:tblGrid>
+        <w:gridCol w:w="2800"/>
+        <w:gridCol w:w="3560"/>
+        <w:gridCol w:w="3000"/>
+      </w:tblGrid>
+      <w:tr>
+        <w:trPr>
+          <w:cantSplit/>
+          <w:tblHeader/>
+        </w:trPr>
+        <w:tc>
+          <w:tcPr>
+            <w:tcW w:type="dxa" w:w="2800"/>
+            <w:shd w:fill="EEF4F8" w:color="auto" w:val="clear"/>
+            <w:tcMar>
+              <w:top w:type="dxa" w:w="60"/>
+              <w:left w:type="dxa" w:w="100"/>
+              <w:bottom w:type="dxa" w:w="60"/>
+              <w:right w:type="dxa" w:w="100"/>
+            </w:tcMar>
+          </w:tcPr>
+          <w:p>
+            <w:pPr>
+              <w:spacing w:after="0" w:before="0"/>
+            </w:pPr>
+            <w:r>
+              <w:rPr>
+                <w:b/>
+                <w:bCs/>
+                <w:color w:val="0F2B3C"/>
+                <w:sz w:val="16"/>
+                <w:szCs w:val="16"/>
+              </w:rPr>
+              <w:t xml:space="preserve">CORE PROBLEM / GIVEN REPRESENTATION</w:t>
+            </w:r>
+          </w:p>
+        </w:tc>
+        <w:tc>
+          <w:tcPr>
+            <w:tcW w:type="dxa" w:w="3560"/>
+            <w:shd w:fill="EEF4F8" w:color="auto" w:val="clear"/>
+            <w:tcMar>
+              <w:top w:type="dxa" w:w="60"/>
+              <w:left w:type="dxa" w:w="100"/>
+              <w:bottom w:type="dxa" w:w="60"/>
+              <w:right w:type="dxa" w:w="100"/>
+            </w:tcMar>
+          </w:tcPr>
+          <w:p>
+            <w:pPr>
+              <w:spacing w:after="0" w:before="0"/>
+            </w:pPr>
+            <w:r>
+              <w:rPr>
+                <w:b/>
+                <w:bCs/>
+                <w:color w:val="0F2B3C"/>
+                <w:sz w:val="16"/>
+                <w:szCs w:val="16"/>
+              </w:rPr>
+              <w:t xml:space="preserve">WORKING SPACE / CALCULATION STEPS</w:t>
+            </w:r>
+          </w:p>
+        </w:tc>
+        <w:tc>
+          <w:tcPr>
+            <w:tcW w:type="dxa" w:w="3000"/>
+            <w:shd w:fill="FBF3E2" w:color="auto" w:val="clear"/>
+            <w:tcMar>
+              <w:top w:type="dxa" w:w="60"/>
+              <w:left w:type="dxa" w:w="100"/>
+              <w:bottom w:type="dxa" w:w="60"/>
+              <w:right w:type="dxa" w:w="100"/>
+            </w:tcMar>
+          </w:tcPr>
+          <w:p>
+            <w:pPr>
+              <w:spacing w:after="0" w:before="0"/>
+            </w:pPr>
+            <w:r>
+              <w:rPr>
+                <w:b/>
+                <w:bCs/>
+                <w:color w:val="7A5400"/>
+                <w:sz w:val="16"/>
+                <w:szCs w:val="16"/>
+              </w:rPr>
+              <w:t xml:space="preserve">EXPLAIN YOUR REASONING</w:t>
+            </w:r>
+          </w:p>
+        </w:tc>
+      </w:tr>
+      <w:tr>
+        <w:trPr>
+          <w:cantSplit/>
+        </w:trPr>
+        <w:tc>
+          <w:tcPr>
+            <w:tcW w:type="dxa" w:w="2800"/>
+            <w:tcMar>
+              <w:top w:type="dxa" w:w="80"/>
+              <w:left w:type="dxa" w:w="100"/>
+              <w:bottom w:type="dxa" w:w="80"/>
+              <w:right w:type="dxa" w:w="100"/>
+            </w:tcMar>
+            <w:vAlign w:val="top"/>
+          </w:tcPr>
+          <w:p>
+            <w:pPr>
+              <w:spacing w:after="40" w:before="0"/>
+            </w:pPr>
+            <w:r>
+              <w:rPr>
+                <w:b/>
+                <w:bCs/>
+                <w:color w:val="0F2B3C"/>
+                <w:sz w:val="20"/>
+                <w:szCs w:val="20"/>
+              </w:rPr>
+              <w:t xml:space="preserve">2.  8 apples in 2 bags. How many apples in 1 bag?</w:t>
+            </w:r>
+          </w:p>
+        </w:tc>
+        <w:tc>
+          <w:tcPr>
+            <w:tcW w:type="dxa" w:w="3560"/>
+            <w:tcMar>
+              <w:top w:type="dxa" w:w="80"/>
+              <w:left w:type="dxa" w:w="100"/>
+              <w:bottom w:type="dxa" w:w="80"/>
+              <w:right w:type="dxa" w:w="100"/>
+            </w:tcMar>
+            <w:vAlign w:val="top"/>
+          </w:tcPr>
+          <w:p>
+            <w:pPr>
+              <w:spacing w:after="50" w:before="0"/>
+            </w:pPr>
+            <w:r>
+              <w:rPr>
+                <w:color w:val="BBBBBB"/>
+                <w:sz w:val="18"/>
+                <w:szCs w:val="18"/>
+              </w:rPr>
+              <w:t xml:space="preserve">____________________________</w:t>
+            </w:r>
+          </w:p>
+          <w:p>
+            <w:pPr>
+              <w:spacing w:after="50" w:before="0"/>
+            </w:pPr>
+            <w:r>
+              <w:rPr>
+                <w:color w:val="BBBBBB"/>
+                <w:sz w:val="18"/>
+                <w:szCs w:val="18"/>
+              </w:rPr>
+              <w:t xml:space="preserve">____________________________</w:t>
+            </w:r>
+          </w:p>
+          <w:p>
+            <w:pPr>
+              <w:spacing w:after="50" w:before="0"/>
+            </w:pPr>
+            <w:r>
+              <w:rPr>
+                <w:color w:val="BBBBBB"/>
+                <w:sz w:val="18"/>
+                <w:szCs w:val="18"/>
+              </w:rPr>
+              <w:t xml:space="preserve">____________________________</w:t>
+            </w:r>
+          </w:p>
+          <w:p>
+            <w:pPr>
+              <w:spacing w:after="50" w:before="0"/>
+            </w:pPr>
+            <w:r>
+              <w:rPr>
+                <w:color w:val="BBBBBB"/>
+                <w:sz w:val="18"/>
+                <w:szCs w:val="18"/>
+              </w:rPr>
+              <w:t xml:space="preserve">____________________________</w:t>
+            </w:r>
+          </w:p>
+        </w:tc>
+        <w:tc>
+          <w:tcPr>
+            <w:tcW w:type="dxa" w:w="3000"/>
+            <w:shd w:fill="FBF3E2" w:color="auto" w:val="clear"/>
+            <w:tcMar>
+              <w:top w:type="dxa" w:w="80"/>
+              <w:left w:type="dxa" w:w="100"/>
+              <w:bottom w:type="dxa" w:w="80"/>
+              <w:right w:type="dxa" w:w="100"/>
+            </w:tcMar>
+            <w:vAlign w:val="top"/>
+          </w:tcPr>
+          <w:p>
+            <w:pPr>
+              <w:spacing w:after="30" w:before="0"/>
+            </w:pPr>
+            <w:r>
+              <w:rPr>
+                <w:b/>
+                <w:bCs/>
+                <w:color w:val="0F2B3C"/>
+                <w:sz w:val="18"/>
+                <w:szCs w:val="18"/>
+              </w:rPr>
+              <w:t xml:space="preserve">Because... ________________</w:t>
+            </w:r>
+          </w:p>
+          <w:p>
+            <w:pPr>
+              <w:spacing w:after="50" w:before="0"/>
+            </w:pPr>
+            <w:r>
+              <w:rPr>
+                <w:color w:val="BBBBBB"/>
+                <w:sz w:val="18"/>
+                <w:szCs w:val="18"/>
+              </w:rPr>
+              <w:t xml:space="preserve">____________________________</w:t>
+            </w:r>
+          </w:p>
+          <w:p>
+            <w:pPr>
+              <w:spacing w:after="30" w:before="40"/>
+            </w:pPr>
+            <w:r>
+              <w:rPr>
+                <w:b/>
+                <w:bCs/>
+                <w:color w:val="1A6FB5"/>
+                <w:sz w:val="18"/>
+                <w:szCs w:val="18"/>
+              </w:rPr>
+              <w:t xml:space="preserve">Although... _______________</w:t>
+            </w:r>
+          </w:p>
+          <w:p>
+            <w:pPr>
+              <w:spacing w:after="50" w:before="0"/>
+            </w:pPr>
+            <w:r>
+              <w:rPr>
+                <w:color w:val="BBBBBB"/>
+                <w:sz w:val="18"/>
+                <w:szCs w:val="18"/>
+              </w:rPr>
+              <w:t xml:space="preserve">____________________________</w:t>
+            </w:r>
+          </w:p>
+          <w:p>
+            <w:pPr>
+              <w:spacing w:after="30" w:before="40"/>
+            </w:pPr>
+            <w:r>
+              <w:rPr>
+                <w:b/>
+                <w:bCs/>
+                <w:color w:val="7A5400"/>
+                <w:sz w:val="18"/>
+                <w:szCs w:val="18"/>
+              </w:rPr>
+              <w:t xml:space="preserve">Therefore... ______________</w:t>
+            </w:r>
+          </w:p>
+          <w:p>
+            <w:pPr>
+              <w:spacing w:after="50" w:before="0"/>
+            </w:pPr>
+            <w:r>
+              <w:rPr>
+                <w:color w:val="BBBBBB"/>
+                <w:sz w:val="18"/>
+                <w:szCs w:val="18"/>
+              </w:rPr>
+              <w:t xml:space="preserve">____________________________</w:t>
+            </w:r>
+          </w:p>
+        </w:tc>
+      </w:tr>
+    </w:tbl>
     <w:p>
       <w:pPr>
-        <w:spacing w:after="80" w:before="0"/>
-      </w:pPr>
-      <w:r>
-        <w:rPr>
-          <w:color w:val="BBBBBB"/>
-        </w:rPr>
-        <w:t xml:space="preserve">____________________________________________________</w:t>
+        <w:spacing w:after="60" w:before="0"/>
+      </w:pPr>
+      <w:r>
+        <w:t xml:space="preserve"/>
       </w:r>
     </w:p>
+    <w:tbl>
+      <w:tblPr>
+        <w:tblW w:type="dxa" w:w="9360"/>
+        <w:tblBorders>
+          <w:top w:val="single" w:color="C7D2DD" w:sz="6"/>
+          <w:left w:val="single" w:color="C7D2DD" w:sz="6"/>
+          <w:bottom w:val="single" w:color="C7D2DD" w:sz="6"/>
+          <w:right w:val="single" w:color="C7D2DD" w:sz="6"/>
+          <w:insideH w:val="single" w:color="C7D2DD" w:sz="6"/>
+          <w:insideV w:val="single" w:color="C7D2DD" w:sz="6"/>
+        </w:tblBorders>
+      </w:tblPr>
+      <w:tblGrid>
+        <w:gridCol w:w="2800"/>
+        <w:gridCol w:w="3560"/>
+        <w:gridCol w:w="3000"/>
+      </w:tblGrid>
+      <w:tr>
+        <w:trPr>
+          <w:cantSplit/>
+          <w:tblHeader/>
+        </w:trPr>
+        <w:tc>
+          <w:tcPr>
+            <w:tcW w:type="dxa" w:w="2800"/>
+            <w:shd w:fill="EEF4F8" w:color="auto" w:val="clear"/>
+            <w:tcMar>
+              <w:top w:type="dxa" w:w="60"/>
+              <w:left w:type="dxa" w:w="100"/>
+              <w:bottom w:type="dxa" w:w="60"/>
+              <w:right w:type="dxa" w:w="100"/>
+            </w:tcMar>
+          </w:tcPr>
+          <w:p>
+            <w:pPr>
+              <w:spacing w:after="0" w:before="0"/>
+            </w:pPr>
+            <w:r>
+              <w:rPr>
+                <w:b/>
+                <w:bCs/>
+                <w:color w:val="0F2B3C"/>
+                <w:sz w:val="16"/>
+                <w:szCs w:val="16"/>
+              </w:rPr>
+              <w:t xml:space="preserve">CORE PROBLEM / GIVEN REPRESENTATION</w:t>
+            </w:r>
+          </w:p>
+        </w:tc>
+        <w:tc>
+          <w:tcPr>
+            <w:tcW w:type="dxa" w:w="3560"/>
+            <w:shd w:fill="EEF4F8" w:color="auto" w:val="clear"/>
+            <w:tcMar>
+              <w:top w:type="dxa" w:w="60"/>
+              <w:left w:type="dxa" w:w="100"/>
+              <w:bottom w:type="dxa" w:w="60"/>
+              <w:right w:type="dxa" w:w="100"/>
+            </w:tcMar>
+          </w:tcPr>
+          <w:p>
+            <w:pPr>
+              <w:spacing w:after="0" w:before="0"/>
+            </w:pPr>
+            <w:r>
+              <w:rPr>
+                <w:b/>
+                <w:bCs/>
+                <w:color w:val="0F2B3C"/>
+                <w:sz w:val="16"/>
+                <w:szCs w:val="16"/>
+              </w:rPr>
+              <w:t xml:space="preserve">WORKING SPACE / CALCULATION STEPS</w:t>
+            </w:r>
+          </w:p>
+        </w:tc>
+        <w:tc>
+          <w:tcPr>
+            <w:tcW w:type="dxa" w:w="3000"/>
+            <w:shd w:fill="FBF3E2" w:color="auto" w:val="clear"/>
+            <w:tcMar>
+              <w:top w:type="dxa" w:w="60"/>
+              <w:left w:type="dxa" w:w="100"/>
+              <w:bottom w:type="dxa" w:w="60"/>
+              <w:right w:type="dxa" w:w="100"/>
+            </w:tcMar>
+          </w:tcPr>
+          <w:p>
+            <w:pPr>
+              <w:spacing w:after="0" w:before="0"/>
+            </w:pPr>
+            <w:r>
+              <w:rPr>
+                <w:b/>
+                <w:bCs/>
+                <w:color w:val="7A5400"/>
+                <w:sz w:val="16"/>
+                <w:szCs w:val="16"/>
+              </w:rPr>
+              <w:t xml:space="preserve">EXPLAIN YOUR REASONING</w:t>
+            </w:r>
+          </w:p>
+        </w:tc>
+      </w:tr>
+      <w:tr>
+        <w:trPr>
+          <w:cantSplit/>
+        </w:trPr>
+        <w:tc>
+          <w:tcPr>
+            <w:tcW w:type="dxa" w:w="2800"/>
+            <w:tcMar>
+              <w:top w:type="dxa" w:w="80"/>
+              <w:left w:type="dxa" w:w="100"/>
+              <w:bottom w:type="dxa" w:w="80"/>
+              <w:right w:type="dxa" w:w="100"/>
+            </w:tcMar>
+            <w:vAlign w:val="top"/>
+          </w:tcPr>
+          <w:p>
+            <w:pPr>
+              <w:spacing w:after="40" w:before="0"/>
+            </w:pPr>
+            <w:r>
+              <w:rPr>
+                <w:b/>
+                <w:bCs/>
+                <w:color w:val="0F2B3C"/>
+                <w:sz w:val="20"/>
+                <w:szCs w:val="20"/>
+              </w:rPr>
+              <w:t xml:space="preserve">3.  $10 for 2 toys. How many dollars for 1 toy?</w:t>
+            </w:r>
+          </w:p>
+        </w:tc>
+        <w:tc>
+          <w:tcPr>
+            <w:tcW w:type="dxa" w:w="3560"/>
+            <w:tcMar>
+              <w:top w:type="dxa" w:w="80"/>
+              <w:left w:type="dxa" w:w="100"/>
+              <w:bottom w:type="dxa" w:w="80"/>
+              <w:right w:type="dxa" w:w="100"/>
+            </w:tcMar>
+            <w:vAlign w:val="top"/>
+          </w:tcPr>
+          <w:p>
+            <w:pPr>
+              <w:spacing w:after="50" w:before="0"/>
+            </w:pPr>
+            <w:r>
+              <w:rPr>
+                <w:color w:val="BBBBBB"/>
+                <w:sz w:val="18"/>
+                <w:szCs w:val="18"/>
+              </w:rPr>
+              <w:t xml:space="preserve">____________________________</w:t>
+            </w:r>
+          </w:p>
+          <w:p>
+            <w:pPr>
+              <w:spacing w:after="50" w:before="0"/>
+            </w:pPr>
+            <w:r>
+              <w:rPr>
+                <w:color w:val="BBBBBB"/>
+                <w:sz w:val="18"/>
+                <w:szCs w:val="18"/>
+              </w:rPr>
+              <w:t xml:space="preserve">____________________________</w:t>
+            </w:r>
+          </w:p>
+          <w:p>
+            <w:pPr>
+              <w:spacing w:after="50" w:before="0"/>
+            </w:pPr>
+            <w:r>
+              <w:rPr>
+                <w:color w:val="BBBBBB"/>
+                <w:sz w:val="18"/>
+                <w:szCs w:val="18"/>
+              </w:rPr>
+              <w:t xml:space="preserve">____________________________</w:t>
+            </w:r>
+          </w:p>
+          <w:p>
+            <w:pPr>
+              <w:spacing w:after="50" w:before="0"/>
+            </w:pPr>
+            <w:r>
+              <w:rPr>
+                <w:color w:val="BBBBBB"/>
+                <w:sz w:val="18"/>
+                <w:szCs w:val="18"/>
+              </w:rPr>
+              <w:t xml:space="preserve">____________________________</w:t>
+            </w:r>
+          </w:p>
+        </w:tc>
+        <w:tc>
+          <w:tcPr>
+            <w:tcW w:type="dxa" w:w="3000"/>
+            <w:shd w:fill="FBF3E2" w:color="auto" w:val="clear"/>
+            <w:tcMar>
+              <w:top w:type="dxa" w:w="80"/>
+              <w:left w:type="dxa" w:w="100"/>
+              <w:bottom w:type="dxa" w:w="80"/>
+              <w:right w:type="dxa" w:w="100"/>
+            </w:tcMar>
+            <w:vAlign w:val="top"/>
+          </w:tcPr>
+          <w:p>
+            <w:pPr>
+              <w:spacing w:after="30" w:before="0"/>
+            </w:pPr>
+            <w:r>
+              <w:rPr>
+                <w:b/>
+                <w:bCs/>
+                <w:color w:val="0F2B3C"/>
+                <w:sz w:val="18"/>
+                <w:szCs w:val="18"/>
+              </w:rPr>
+              <w:t xml:space="preserve">Because... ________________</w:t>
+            </w:r>
+          </w:p>
+          <w:p>
+            <w:pPr>
+              <w:spacing w:after="50" w:before="0"/>
+            </w:pPr>
+            <w:r>
+              <w:rPr>
+                <w:color w:val="BBBBBB"/>
+                <w:sz w:val="18"/>
+                <w:szCs w:val="18"/>
+              </w:rPr>
+              <w:t xml:space="preserve">____________________________</w:t>
+            </w:r>
+          </w:p>
+          <w:p>
+            <w:pPr>
+              <w:spacing w:after="30" w:before="40"/>
+            </w:pPr>
+            <w:r>
+              <w:rPr>
+                <w:b/>
+                <w:bCs/>
+                <w:color w:val="1A6FB5"/>
+                <w:sz w:val="18"/>
+                <w:szCs w:val="18"/>
+              </w:rPr>
+              <w:t xml:space="preserve">Although... _______________</w:t>
+            </w:r>
+          </w:p>
+          <w:p>
+            <w:pPr>
+              <w:spacing w:after="50" w:before="0"/>
+            </w:pPr>
+            <w:r>
+              <w:rPr>
+                <w:color w:val="BBBBBB"/>
+                <w:sz w:val="18"/>
+                <w:szCs w:val="18"/>
+              </w:rPr>
+              <w:t xml:space="preserve">____________________________</w:t>
+            </w:r>
+          </w:p>
+          <w:p>
+            <w:pPr>
+              <w:spacing w:after="30" w:before="40"/>
+            </w:pPr>
+            <w:r>
+              <w:rPr>
+                <w:b/>
+                <w:bCs/>
+                <w:color w:val="7A5400"/>
+                <w:sz w:val="18"/>
+                <w:szCs w:val="18"/>
+              </w:rPr>
+              <w:t xml:space="preserve">Therefore... ______________</w:t>
+            </w:r>
+          </w:p>
+          <w:p>
+            <w:pPr>
+              <w:spacing w:after="50" w:before="0"/>
+            </w:pPr>
+            <w:r>
+              <w:rPr>
+                <w:color w:val="BBBBBB"/>
+                <w:sz w:val="18"/>
+                <w:szCs w:val="18"/>
+              </w:rPr>
+              <w:t xml:space="preserve">____________________________</w:t>
+            </w:r>
+          </w:p>
+        </w:tc>
+      </w:tr>
+    </w:tbl>
     <w:p>
       <w:pPr>
-        <w:spacing w:after="40" w:before="0"/>
-      </w:pPr>
-      <w:r>
-        <w:rPr>
-          <w:sz w:val="22"/>
-          <w:szCs w:val="22"/>
-        </w:rPr>
-        <w:t xml:space="preserve">2.  8 apples in 2 bags. How many apples in 1 bag?</w:t>
-      </w:r>
-    </w:p>
-    <w:p>
-      <w:pPr>
-        <w:spacing w:after="80" w:before="0"/>
-      </w:pPr>
-      <w:r>
-        <w:rPr>
-          <w:color w:val="BBBBBB"/>
-        </w:rPr>
-        <w:t xml:space="preserve">____________________________________________________</w:t>
-      </w:r>
-    </w:p>
-    <w:p>
-      <w:pPr>
-        <w:spacing w:after="40" w:before="0"/>
-      </w:pPr>
-      <w:r>
-        <w:rPr>
-          <w:sz w:val="22"/>
-          <w:szCs w:val="22"/>
-        </w:rPr>
-        <w:t xml:space="preserve">3.  $10 for 2 toys. How many dollars for 1 toy?</w:t>
-      </w:r>
-    </w:p>
-    <w:p>
-      <w:pPr>
-        <w:spacing w:after="80" w:before="0"/>
-      </w:pPr>
-      <w:r>
-        <w:rPr>
-          <w:color w:val="BBBBBB"/>
-        </w:rPr>
-        <w:t xml:space="preserve">____________________________________________________</w:t>
+        <w:spacing w:after="60" w:before="0"/>
+      </w:pPr>
+      <w:r>
+        <w:t xml:space="preserve"/>
       </w:r>
     </w:p>
     <w:p>
@@ -225,86 +2602,935 @@
         <w:t xml:space="preserve">Find the rate for one — divide carefully.</w:t>
       </w:r>
     </w:p>
+    <w:tbl>
+      <w:tblPr>
+        <w:tblW w:type="dxa" w:w="9360"/>
+        <w:tblBorders>
+          <w:top w:val="single" w:color="C7D2DD" w:sz="6"/>
+          <w:left w:val="single" w:color="C7D2DD" w:sz="6"/>
+          <w:bottom w:val="single" w:color="C7D2DD" w:sz="6"/>
+          <w:right w:val="single" w:color="C7D2DD" w:sz="6"/>
+          <w:insideH w:val="single" w:color="C7D2DD" w:sz="6"/>
+          <w:insideV w:val="single" w:color="C7D2DD" w:sz="6"/>
+        </w:tblBorders>
+      </w:tblPr>
+      <w:tblGrid>
+        <w:gridCol w:w="2800"/>
+        <w:gridCol w:w="3560"/>
+        <w:gridCol w:w="3000"/>
+      </w:tblGrid>
+      <w:tr>
+        <w:trPr>
+          <w:cantSplit/>
+          <w:tblHeader/>
+        </w:trPr>
+        <w:tc>
+          <w:tcPr>
+            <w:tcW w:type="dxa" w:w="2800"/>
+            <w:shd w:fill="EEF4F8" w:color="auto" w:val="clear"/>
+            <w:tcMar>
+              <w:top w:type="dxa" w:w="60"/>
+              <w:left w:type="dxa" w:w="100"/>
+              <w:bottom w:type="dxa" w:w="60"/>
+              <w:right w:type="dxa" w:w="100"/>
+            </w:tcMar>
+          </w:tcPr>
+          <w:p>
+            <w:pPr>
+              <w:spacing w:after="0" w:before="0"/>
+            </w:pPr>
+            <w:r>
+              <w:rPr>
+                <w:b/>
+                <w:bCs/>
+                <w:color w:val="0F2B3C"/>
+                <w:sz w:val="16"/>
+                <w:szCs w:val="16"/>
+              </w:rPr>
+              <w:t xml:space="preserve">CORE PROBLEM / GIVEN REPRESENTATION</w:t>
+            </w:r>
+          </w:p>
+        </w:tc>
+        <w:tc>
+          <w:tcPr>
+            <w:tcW w:type="dxa" w:w="3560"/>
+            <w:shd w:fill="EEF4F8" w:color="auto" w:val="clear"/>
+            <w:tcMar>
+              <w:top w:type="dxa" w:w="60"/>
+              <w:left w:type="dxa" w:w="100"/>
+              <w:bottom w:type="dxa" w:w="60"/>
+              <w:right w:type="dxa" w:w="100"/>
+            </w:tcMar>
+          </w:tcPr>
+          <w:p>
+            <w:pPr>
+              <w:spacing w:after="0" w:before="0"/>
+            </w:pPr>
+            <w:r>
+              <w:rPr>
+                <w:b/>
+                <w:bCs/>
+                <w:color w:val="0F2B3C"/>
+                <w:sz w:val="16"/>
+                <w:szCs w:val="16"/>
+              </w:rPr>
+              <w:t xml:space="preserve">WORKING SPACE / CALCULATION STEPS</w:t>
+            </w:r>
+          </w:p>
+        </w:tc>
+        <w:tc>
+          <w:tcPr>
+            <w:tcW w:type="dxa" w:w="3000"/>
+            <w:shd w:fill="FBF3E2" w:color="auto" w:val="clear"/>
+            <w:tcMar>
+              <w:top w:type="dxa" w:w="60"/>
+              <w:left w:type="dxa" w:w="100"/>
+              <w:bottom w:type="dxa" w:w="60"/>
+              <w:right w:type="dxa" w:w="100"/>
+            </w:tcMar>
+          </w:tcPr>
+          <w:p>
+            <w:pPr>
+              <w:spacing w:after="0" w:before="0"/>
+            </w:pPr>
+            <w:r>
+              <w:rPr>
+                <w:b/>
+                <w:bCs/>
+                <w:color w:val="7A5400"/>
+                <w:sz w:val="16"/>
+                <w:szCs w:val="16"/>
+              </w:rPr>
+              <w:t xml:space="preserve">EXPLAIN YOUR REASONING</w:t>
+            </w:r>
+          </w:p>
+        </w:tc>
+      </w:tr>
+      <w:tr>
+        <w:trPr>
+          <w:cantSplit/>
+        </w:trPr>
+        <w:tc>
+          <w:tcPr>
+            <w:tcW w:type="dxa" w:w="2800"/>
+            <w:tcMar>
+              <w:top w:type="dxa" w:w="80"/>
+              <w:left w:type="dxa" w:w="100"/>
+              <w:bottom w:type="dxa" w:w="80"/>
+              <w:right w:type="dxa" w:w="100"/>
+            </w:tcMar>
+            <w:vAlign w:val="top"/>
+          </w:tcPr>
+          <w:p>
+            <w:pPr>
+              <w:spacing w:after="40" w:before="0"/>
+            </w:pPr>
+            <w:r>
+              <w:rPr>
+                <w:b/>
+                <w:bCs/>
+                <w:color w:val="0F2B3C"/>
+                <w:sz w:val="20"/>
+                <w:szCs w:val="20"/>
+              </w:rPr>
+              <w:t xml:space="preserve">1.  15 miles in 3 hours = ___ miles per hour?</w:t>
+            </w:r>
+          </w:p>
+        </w:tc>
+        <w:tc>
+          <w:tcPr>
+            <w:tcW w:type="dxa" w:w="3560"/>
+            <w:tcMar>
+              <w:top w:type="dxa" w:w="80"/>
+              <w:left w:type="dxa" w:w="100"/>
+              <w:bottom w:type="dxa" w:w="80"/>
+              <w:right w:type="dxa" w:w="100"/>
+            </w:tcMar>
+            <w:vAlign w:val="top"/>
+          </w:tcPr>
+          <w:p>
+            <w:pPr>
+              <w:spacing w:after="50" w:before="0"/>
+            </w:pPr>
+            <w:r>
+              <w:rPr>
+                <w:color w:val="BBBBBB"/>
+                <w:sz w:val="18"/>
+                <w:szCs w:val="18"/>
+              </w:rPr>
+              <w:t xml:space="preserve">____________________________</w:t>
+            </w:r>
+          </w:p>
+          <w:p>
+            <w:pPr>
+              <w:spacing w:after="50" w:before="0"/>
+            </w:pPr>
+            <w:r>
+              <w:rPr>
+                <w:color w:val="BBBBBB"/>
+                <w:sz w:val="18"/>
+                <w:szCs w:val="18"/>
+              </w:rPr>
+              <w:t xml:space="preserve">____________________________</w:t>
+            </w:r>
+          </w:p>
+          <w:p>
+            <w:pPr>
+              <w:spacing w:after="50" w:before="0"/>
+            </w:pPr>
+            <w:r>
+              <w:rPr>
+                <w:color w:val="BBBBBB"/>
+                <w:sz w:val="18"/>
+                <w:szCs w:val="18"/>
+              </w:rPr>
+              <w:t xml:space="preserve">____________________________</w:t>
+            </w:r>
+          </w:p>
+          <w:p>
+            <w:pPr>
+              <w:spacing w:after="50" w:before="0"/>
+            </w:pPr>
+            <w:r>
+              <w:rPr>
+                <w:color w:val="BBBBBB"/>
+                <w:sz w:val="18"/>
+                <w:szCs w:val="18"/>
+              </w:rPr>
+              <w:t xml:space="preserve">____________________________</w:t>
+            </w:r>
+          </w:p>
+        </w:tc>
+        <w:tc>
+          <w:tcPr>
+            <w:tcW w:type="dxa" w:w="3000"/>
+            <w:shd w:fill="FBF3E2" w:color="auto" w:val="clear"/>
+            <w:tcMar>
+              <w:top w:type="dxa" w:w="80"/>
+              <w:left w:type="dxa" w:w="100"/>
+              <w:bottom w:type="dxa" w:w="80"/>
+              <w:right w:type="dxa" w:w="100"/>
+            </w:tcMar>
+            <w:vAlign w:val="top"/>
+          </w:tcPr>
+          <w:p>
+            <w:pPr>
+              <w:spacing w:after="30" w:before="0"/>
+            </w:pPr>
+            <w:r>
+              <w:rPr>
+                <w:b/>
+                <w:bCs/>
+                <w:color w:val="0F2B3C"/>
+                <w:sz w:val="18"/>
+                <w:szCs w:val="18"/>
+              </w:rPr>
+              <w:t xml:space="preserve">Because... ________________</w:t>
+            </w:r>
+          </w:p>
+          <w:p>
+            <w:pPr>
+              <w:spacing w:after="50" w:before="0"/>
+            </w:pPr>
+            <w:r>
+              <w:rPr>
+                <w:color w:val="BBBBBB"/>
+                <w:sz w:val="18"/>
+                <w:szCs w:val="18"/>
+              </w:rPr>
+              <w:t xml:space="preserve">____________________________</w:t>
+            </w:r>
+          </w:p>
+          <w:p>
+            <w:pPr>
+              <w:spacing w:after="30" w:before="40"/>
+            </w:pPr>
+            <w:r>
+              <w:rPr>
+                <w:b/>
+                <w:bCs/>
+                <w:color w:val="1A6FB5"/>
+                <w:sz w:val="18"/>
+                <w:szCs w:val="18"/>
+              </w:rPr>
+              <w:t xml:space="preserve">Although... _______________</w:t>
+            </w:r>
+          </w:p>
+          <w:p>
+            <w:pPr>
+              <w:spacing w:after="50" w:before="0"/>
+            </w:pPr>
+            <w:r>
+              <w:rPr>
+                <w:color w:val="BBBBBB"/>
+                <w:sz w:val="18"/>
+                <w:szCs w:val="18"/>
+              </w:rPr>
+              <w:t xml:space="preserve">____________________________</w:t>
+            </w:r>
+          </w:p>
+          <w:p>
+            <w:pPr>
+              <w:spacing w:after="30" w:before="40"/>
+            </w:pPr>
+            <w:r>
+              <w:rPr>
+                <w:b/>
+                <w:bCs/>
+                <w:color w:val="7A5400"/>
+                <w:sz w:val="18"/>
+                <w:szCs w:val="18"/>
+              </w:rPr>
+              <w:t xml:space="preserve">Therefore... ______________</w:t>
+            </w:r>
+          </w:p>
+          <w:p>
+            <w:pPr>
+              <w:spacing w:after="50" w:before="0"/>
+            </w:pPr>
+            <w:r>
+              <w:rPr>
+                <w:color w:val="BBBBBB"/>
+                <w:sz w:val="18"/>
+                <w:szCs w:val="18"/>
+              </w:rPr>
+              <w:t xml:space="preserve">____________________________</w:t>
+            </w:r>
+          </w:p>
+        </w:tc>
+      </w:tr>
+    </w:tbl>
     <w:p>
       <w:pPr>
-        <w:spacing w:after="40" w:before="0"/>
-      </w:pPr>
-      <w:r>
-        <w:rPr>
-          <w:sz w:val="22"/>
-          <w:szCs w:val="22"/>
-        </w:rPr>
-        <w:t xml:space="preserve">1.  15 miles in 3 hours = ___ miles per hour?</w:t>
+        <w:spacing w:after="60" w:before="0"/>
+      </w:pPr>
+      <w:r>
+        <w:t xml:space="preserve"/>
       </w:r>
     </w:p>
+    <w:tbl>
+      <w:tblPr>
+        <w:tblW w:type="dxa" w:w="9360"/>
+        <w:tblBorders>
+          <w:top w:val="single" w:color="C7D2DD" w:sz="6"/>
+          <w:left w:val="single" w:color="C7D2DD" w:sz="6"/>
+          <w:bottom w:val="single" w:color="C7D2DD" w:sz="6"/>
+          <w:right w:val="single" w:color="C7D2DD" w:sz="6"/>
+          <w:insideH w:val="single" w:color="C7D2DD" w:sz="6"/>
+          <w:insideV w:val="single" w:color="C7D2DD" w:sz="6"/>
+        </w:tblBorders>
+      </w:tblPr>
+      <w:tblGrid>
+        <w:gridCol w:w="2800"/>
+        <w:gridCol w:w="3560"/>
+        <w:gridCol w:w="3000"/>
+      </w:tblGrid>
+      <w:tr>
+        <w:trPr>
+          <w:cantSplit/>
+          <w:tblHeader/>
+        </w:trPr>
+        <w:tc>
+          <w:tcPr>
+            <w:tcW w:type="dxa" w:w="2800"/>
+            <w:shd w:fill="EEF4F8" w:color="auto" w:val="clear"/>
+            <w:tcMar>
+              <w:top w:type="dxa" w:w="60"/>
+              <w:left w:type="dxa" w:w="100"/>
+              <w:bottom w:type="dxa" w:w="60"/>
+              <w:right w:type="dxa" w:w="100"/>
+            </w:tcMar>
+          </w:tcPr>
+          <w:p>
+            <w:pPr>
+              <w:spacing w:after="0" w:before="0"/>
+            </w:pPr>
+            <w:r>
+              <w:rPr>
+                <w:b/>
+                <w:bCs/>
+                <w:color w:val="0F2B3C"/>
+                <w:sz w:val="16"/>
+                <w:szCs w:val="16"/>
+              </w:rPr>
+              <w:t xml:space="preserve">CORE PROBLEM / GIVEN REPRESENTATION</w:t>
+            </w:r>
+          </w:p>
+        </w:tc>
+        <w:tc>
+          <w:tcPr>
+            <w:tcW w:type="dxa" w:w="3560"/>
+            <w:shd w:fill="EEF4F8" w:color="auto" w:val="clear"/>
+            <w:tcMar>
+              <w:top w:type="dxa" w:w="60"/>
+              <w:left w:type="dxa" w:w="100"/>
+              <w:bottom w:type="dxa" w:w="60"/>
+              <w:right w:type="dxa" w:w="100"/>
+            </w:tcMar>
+          </w:tcPr>
+          <w:p>
+            <w:pPr>
+              <w:spacing w:after="0" w:before="0"/>
+            </w:pPr>
+            <w:r>
+              <w:rPr>
+                <w:b/>
+                <w:bCs/>
+                <w:color w:val="0F2B3C"/>
+                <w:sz w:val="16"/>
+                <w:szCs w:val="16"/>
+              </w:rPr>
+              <w:t xml:space="preserve">WORKING SPACE / CALCULATION STEPS</w:t>
+            </w:r>
+          </w:p>
+        </w:tc>
+        <w:tc>
+          <w:tcPr>
+            <w:tcW w:type="dxa" w:w="3000"/>
+            <w:shd w:fill="FBF3E2" w:color="auto" w:val="clear"/>
+            <w:tcMar>
+              <w:top w:type="dxa" w:w="60"/>
+              <w:left w:type="dxa" w:w="100"/>
+              <w:bottom w:type="dxa" w:w="60"/>
+              <w:right w:type="dxa" w:w="100"/>
+            </w:tcMar>
+          </w:tcPr>
+          <w:p>
+            <w:pPr>
+              <w:spacing w:after="0" w:before="0"/>
+            </w:pPr>
+            <w:r>
+              <w:rPr>
+                <w:b/>
+                <w:bCs/>
+                <w:color w:val="7A5400"/>
+                <w:sz w:val="16"/>
+                <w:szCs w:val="16"/>
+              </w:rPr>
+              <w:t xml:space="preserve">EXPLAIN YOUR REASONING</w:t>
+            </w:r>
+          </w:p>
+        </w:tc>
+      </w:tr>
+      <w:tr>
+        <w:trPr>
+          <w:cantSplit/>
+        </w:trPr>
+        <w:tc>
+          <w:tcPr>
+            <w:tcW w:type="dxa" w:w="2800"/>
+            <w:tcMar>
+              <w:top w:type="dxa" w:w="80"/>
+              <w:left w:type="dxa" w:w="100"/>
+              <w:bottom w:type="dxa" w:w="80"/>
+              <w:right w:type="dxa" w:w="100"/>
+            </w:tcMar>
+            <w:vAlign w:val="top"/>
+          </w:tcPr>
+          <w:p>
+            <w:pPr>
+              <w:spacing w:after="40" w:before="0"/>
+            </w:pPr>
+            <w:r>
+              <w:rPr>
+                <w:b/>
+                <w:bCs/>
+                <w:color w:val="0F2B3C"/>
+                <w:sz w:val="20"/>
+                <w:szCs w:val="20"/>
+              </w:rPr>
+              <w:t xml:space="preserve">2.  $12 for 4 markers = $___ per marker?</w:t>
+            </w:r>
+          </w:p>
+        </w:tc>
+        <w:tc>
+          <w:tcPr>
+            <w:tcW w:type="dxa" w:w="3560"/>
+            <w:tcMar>
+              <w:top w:type="dxa" w:w="80"/>
+              <w:left w:type="dxa" w:w="100"/>
+              <w:bottom w:type="dxa" w:w="80"/>
+              <w:right w:type="dxa" w:w="100"/>
+            </w:tcMar>
+            <w:vAlign w:val="top"/>
+          </w:tcPr>
+          <w:p>
+            <w:pPr>
+              <w:spacing w:after="50" w:before="0"/>
+            </w:pPr>
+            <w:r>
+              <w:rPr>
+                <w:color w:val="BBBBBB"/>
+                <w:sz w:val="18"/>
+                <w:szCs w:val="18"/>
+              </w:rPr>
+              <w:t xml:space="preserve">____________________________</w:t>
+            </w:r>
+          </w:p>
+          <w:p>
+            <w:pPr>
+              <w:spacing w:after="50" w:before="0"/>
+            </w:pPr>
+            <w:r>
+              <w:rPr>
+                <w:color w:val="BBBBBB"/>
+                <w:sz w:val="18"/>
+                <w:szCs w:val="18"/>
+              </w:rPr>
+              <w:t xml:space="preserve">____________________________</w:t>
+            </w:r>
+          </w:p>
+          <w:p>
+            <w:pPr>
+              <w:spacing w:after="50" w:before="0"/>
+            </w:pPr>
+            <w:r>
+              <w:rPr>
+                <w:color w:val="BBBBBB"/>
+                <w:sz w:val="18"/>
+                <w:szCs w:val="18"/>
+              </w:rPr>
+              <w:t xml:space="preserve">____________________________</w:t>
+            </w:r>
+          </w:p>
+          <w:p>
+            <w:pPr>
+              <w:spacing w:after="50" w:before="0"/>
+            </w:pPr>
+            <w:r>
+              <w:rPr>
+                <w:color w:val="BBBBBB"/>
+                <w:sz w:val="18"/>
+                <w:szCs w:val="18"/>
+              </w:rPr>
+              <w:t xml:space="preserve">____________________________</w:t>
+            </w:r>
+          </w:p>
+        </w:tc>
+        <w:tc>
+          <w:tcPr>
+            <w:tcW w:type="dxa" w:w="3000"/>
+            <w:shd w:fill="FBF3E2" w:color="auto" w:val="clear"/>
+            <w:tcMar>
+              <w:top w:type="dxa" w:w="80"/>
+              <w:left w:type="dxa" w:w="100"/>
+              <w:bottom w:type="dxa" w:w="80"/>
+              <w:right w:type="dxa" w:w="100"/>
+            </w:tcMar>
+            <w:vAlign w:val="top"/>
+          </w:tcPr>
+          <w:p>
+            <w:pPr>
+              <w:spacing w:after="30" w:before="0"/>
+            </w:pPr>
+            <w:r>
+              <w:rPr>
+                <w:b/>
+                <w:bCs/>
+                <w:color w:val="0F2B3C"/>
+                <w:sz w:val="18"/>
+                <w:szCs w:val="18"/>
+              </w:rPr>
+              <w:t xml:space="preserve">Because... ________________</w:t>
+            </w:r>
+          </w:p>
+          <w:p>
+            <w:pPr>
+              <w:spacing w:after="50" w:before="0"/>
+            </w:pPr>
+            <w:r>
+              <w:rPr>
+                <w:color w:val="BBBBBB"/>
+                <w:sz w:val="18"/>
+                <w:szCs w:val="18"/>
+              </w:rPr>
+              <w:t xml:space="preserve">____________________________</w:t>
+            </w:r>
+          </w:p>
+          <w:p>
+            <w:pPr>
+              <w:spacing w:after="30" w:before="40"/>
+            </w:pPr>
+            <w:r>
+              <w:rPr>
+                <w:b/>
+                <w:bCs/>
+                <w:color w:val="1A6FB5"/>
+                <w:sz w:val="18"/>
+                <w:szCs w:val="18"/>
+              </w:rPr>
+              <w:t xml:space="preserve">Although... _______________</w:t>
+            </w:r>
+          </w:p>
+          <w:p>
+            <w:pPr>
+              <w:spacing w:after="50" w:before="0"/>
+            </w:pPr>
+            <w:r>
+              <w:rPr>
+                <w:color w:val="BBBBBB"/>
+                <w:sz w:val="18"/>
+                <w:szCs w:val="18"/>
+              </w:rPr>
+              <w:t xml:space="preserve">____________________________</w:t>
+            </w:r>
+          </w:p>
+          <w:p>
+            <w:pPr>
+              <w:spacing w:after="30" w:before="40"/>
+            </w:pPr>
+            <w:r>
+              <w:rPr>
+                <w:b/>
+                <w:bCs/>
+                <w:color w:val="7A5400"/>
+                <w:sz w:val="18"/>
+                <w:szCs w:val="18"/>
+              </w:rPr>
+              <w:t xml:space="preserve">Therefore... ______________</w:t>
+            </w:r>
+          </w:p>
+          <w:p>
+            <w:pPr>
+              <w:spacing w:after="50" w:before="0"/>
+            </w:pPr>
+            <w:r>
+              <w:rPr>
+                <w:color w:val="BBBBBB"/>
+                <w:sz w:val="18"/>
+                <w:szCs w:val="18"/>
+              </w:rPr>
+              <w:t xml:space="preserve">____________________________</w:t>
+            </w:r>
+          </w:p>
+        </w:tc>
+      </w:tr>
+    </w:tbl>
     <w:p>
       <w:pPr>
-        <w:spacing w:after="80" w:before="0"/>
-      </w:pPr>
-      <w:r>
-        <w:rPr>
-          <w:color w:val="BBBBBB"/>
-        </w:rPr>
-        <w:t xml:space="preserve">____________________________________________________</w:t>
+        <w:spacing w:after="60" w:before="0"/>
+      </w:pPr>
+      <w:r>
+        <w:t xml:space="preserve"/>
       </w:r>
     </w:p>
+    <w:tbl>
+      <w:tblPr>
+        <w:tblW w:type="dxa" w:w="9360"/>
+        <w:tblBorders>
+          <w:top w:val="single" w:color="C7D2DD" w:sz="6"/>
+          <w:left w:val="single" w:color="C7D2DD" w:sz="6"/>
+          <w:bottom w:val="single" w:color="C7D2DD" w:sz="6"/>
+          <w:right w:val="single" w:color="C7D2DD" w:sz="6"/>
+          <w:insideH w:val="single" w:color="C7D2DD" w:sz="6"/>
+          <w:insideV w:val="single" w:color="C7D2DD" w:sz="6"/>
+        </w:tblBorders>
+      </w:tblPr>
+      <w:tblGrid>
+        <w:gridCol w:w="2800"/>
+        <w:gridCol w:w="3560"/>
+        <w:gridCol w:w="3000"/>
+      </w:tblGrid>
+      <w:tr>
+        <w:trPr>
+          <w:cantSplit/>
+          <w:tblHeader/>
+        </w:trPr>
+        <w:tc>
+          <w:tcPr>
+            <w:tcW w:type="dxa" w:w="2800"/>
+            <w:shd w:fill="EEF4F8" w:color="auto" w:val="clear"/>
+            <w:tcMar>
+              <w:top w:type="dxa" w:w="60"/>
+              <w:left w:type="dxa" w:w="100"/>
+              <w:bottom w:type="dxa" w:w="60"/>
+              <w:right w:type="dxa" w:w="100"/>
+            </w:tcMar>
+          </w:tcPr>
+          <w:p>
+            <w:pPr>
+              <w:spacing w:after="0" w:before="0"/>
+            </w:pPr>
+            <w:r>
+              <w:rPr>
+                <w:b/>
+                <w:bCs/>
+                <w:color w:val="0F2B3C"/>
+                <w:sz w:val="16"/>
+                <w:szCs w:val="16"/>
+              </w:rPr>
+              <w:t xml:space="preserve">CORE PROBLEM / GIVEN REPRESENTATION</w:t>
+            </w:r>
+          </w:p>
+        </w:tc>
+        <w:tc>
+          <w:tcPr>
+            <w:tcW w:type="dxa" w:w="3560"/>
+            <w:shd w:fill="EEF4F8" w:color="auto" w:val="clear"/>
+            <w:tcMar>
+              <w:top w:type="dxa" w:w="60"/>
+              <w:left w:type="dxa" w:w="100"/>
+              <w:bottom w:type="dxa" w:w="60"/>
+              <w:right w:type="dxa" w:w="100"/>
+            </w:tcMar>
+          </w:tcPr>
+          <w:p>
+            <w:pPr>
+              <w:spacing w:after="0" w:before="0"/>
+            </w:pPr>
+            <w:r>
+              <w:rPr>
+                <w:b/>
+                <w:bCs/>
+                <w:color w:val="0F2B3C"/>
+                <w:sz w:val="16"/>
+                <w:szCs w:val="16"/>
+              </w:rPr>
+              <w:t xml:space="preserve">WORKING SPACE / CALCULATION STEPS</w:t>
+            </w:r>
+          </w:p>
+        </w:tc>
+        <w:tc>
+          <w:tcPr>
+            <w:tcW w:type="dxa" w:w="3000"/>
+            <w:shd w:fill="FBF3E2" w:color="auto" w:val="clear"/>
+            <w:tcMar>
+              <w:top w:type="dxa" w:w="60"/>
+              <w:left w:type="dxa" w:w="100"/>
+              <w:bottom w:type="dxa" w:w="60"/>
+              <w:right w:type="dxa" w:w="100"/>
+            </w:tcMar>
+          </w:tcPr>
+          <w:p>
+            <w:pPr>
+              <w:spacing w:after="0" w:before="0"/>
+            </w:pPr>
+            <w:r>
+              <w:rPr>
+                <w:b/>
+                <w:bCs/>
+                <w:color w:val="7A5400"/>
+                <w:sz w:val="16"/>
+                <w:szCs w:val="16"/>
+              </w:rPr>
+              <w:t xml:space="preserve">EXPLAIN YOUR REASONING</w:t>
+            </w:r>
+          </w:p>
+        </w:tc>
+      </w:tr>
+      <w:tr>
+        <w:trPr>
+          <w:cantSplit/>
+        </w:trPr>
+        <w:tc>
+          <w:tcPr>
+            <w:tcW w:type="dxa" w:w="2800"/>
+            <w:tcMar>
+              <w:top w:type="dxa" w:w="80"/>
+              <w:left w:type="dxa" w:w="100"/>
+              <w:bottom w:type="dxa" w:w="80"/>
+              <w:right w:type="dxa" w:w="100"/>
+            </w:tcMar>
+            <w:vAlign w:val="top"/>
+          </w:tcPr>
+          <w:p>
+            <w:pPr>
+              <w:spacing w:after="40" w:before="0"/>
+            </w:pPr>
+            <w:r>
+              <w:rPr>
+                <w:b/>
+                <w:bCs/>
+                <w:color w:val="0F2B3C"/>
+                <w:sz w:val="20"/>
+                <w:szCs w:val="20"/>
+              </w:rPr>
+              <w:t xml:space="preserve">3.  Which phrase is a unit rate?</w:t>
+            </w:r>
+          </w:p>
+          <w:p>
+            <w:pPr>
+              <w:spacing w:after="0" w:before="0"/>
+            </w:pPr>
+            <w:r>
+              <w:rPr>
+                <w:color w:val="5E6E7E"/>
+                <w:sz w:val="18"/>
+                <w:szCs w:val="18"/>
+              </w:rPr>
+              <w:t xml:space="preserve">Choices: 60 miles in 3 hours   /   20 miles per hour   /   $8 for 4 pens   /   3 bags of apples</w:t>
+            </w:r>
+          </w:p>
+        </w:tc>
+        <w:tc>
+          <w:tcPr>
+            <w:tcW w:type="dxa" w:w="3560"/>
+            <w:tcMar>
+              <w:top w:type="dxa" w:w="80"/>
+              <w:left w:type="dxa" w:w="100"/>
+              <w:bottom w:type="dxa" w:w="80"/>
+              <w:right w:type="dxa" w:w="100"/>
+            </w:tcMar>
+            <w:vAlign w:val="top"/>
+          </w:tcPr>
+          <w:p>
+            <w:pPr>
+              <w:spacing w:after="50" w:before="0"/>
+            </w:pPr>
+            <w:r>
+              <w:rPr>
+                <w:color w:val="BBBBBB"/>
+                <w:sz w:val="18"/>
+                <w:szCs w:val="18"/>
+              </w:rPr>
+              <w:t xml:space="preserve">____________________________</w:t>
+            </w:r>
+          </w:p>
+          <w:p>
+            <w:pPr>
+              <w:spacing w:after="50" w:before="0"/>
+            </w:pPr>
+            <w:r>
+              <w:rPr>
+                <w:color w:val="BBBBBB"/>
+                <w:sz w:val="18"/>
+                <w:szCs w:val="18"/>
+              </w:rPr>
+              <w:t xml:space="preserve">____________________________</w:t>
+            </w:r>
+          </w:p>
+          <w:p>
+            <w:pPr>
+              <w:spacing w:after="50" w:before="0"/>
+            </w:pPr>
+            <w:r>
+              <w:rPr>
+                <w:color w:val="BBBBBB"/>
+                <w:sz w:val="18"/>
+                <w:szCs w:val="18"/>
+              </w:rPr>
+              <w:t xml:space="preserve">____________________________</w:t>
+            </w:r>
+          </w:p>
+          <w:p>
+            <w:pPr>
+              <w:spacing w:after="50" w:before="0"/>
+            </w:pPr>
+            <w:r>
+              <w:rPr>
+                <w:color w:val="BBBBBB"/>
+                <w:sz w:val="18"/>
+                <w:szCs w:val="18"/>
+              </w:rPr>
+              <w:t xml:space="preserve">____________________________</w:t>
+            </w:r>
+          </w:p>
+        </w:tc>
+        <w:tc>
+          <w:tcPr>
+            <w:tcW w:type="dxa" w:w="3000"/>
+            <w:shd w:fill="FBF3E2" w:color="auto" w:val="clear"/>
+            <w:tcMar>
+              <w:top w:type="dxa" w:w="80"/>
+              <w:left w:type="dxa" w:w="100"/>
+              <w:bottom w:type="dxa" w:w="80"/>
+              <w:right w:type="dxa" w:w="100"/>
+            </w:tcMar>
+            <w:vAlign w:val="top"/>
+          </w:tcPr>
+          <w:p>
+            <w:pPr>
+              <w:spacing w:after="30" w:before="0"/>
+            </w:pPr>
+            <w:r>
+              <w:rPr>
+                <w:b/>
+                <w:bCs/>
+                <w:color w:val="0F2B3C"/>
+                <w:sz w:val="18"/>
+                <w:szCs w:val="18"/>
+              </w:rPr>
+              <w:t xml:space="preserve">Because... ________________</w:t>
+            </w:r>
+          </w:p>
+          <w:p>
+            <w:pPr>
+              <w:spacing w:after="50" w:before="0"/>
+            </w:pPr>
+            <w:r>
+              <w:rPr>
+                <w:color w:val="BBBBBB"/>
+                <w:sz w:val="18"/>
+                <w:szCs w:val="18"/>
+              </w:rPr>
+              <w:t xml:space="preserve">____________________________</w:t>
+            </w:r>
+          </w:p>
+          <w:p>
+            <w:pPr>
+              <w:spacing w:after="30" w:before="40"/>
+            </w:pPr>
+            <w:r>
+              <w:rPr>
+                <w:b/>
+                <w:bCs/>
+                <w:color w:val="1A6FB5"/>
+                <w:sz w:val="18"/>
+                <w:szCs w:val="18"/>
+              </w:rPr>
+              <w:t xml:space="preserve">Although... _______________</w:t>
+            </w:r>
+          </w:p>
+          <w:p>
+            <w:pPr>
+              <w:spacing w:after="50" w:before="0"/>
+            </w:pPr>
+            <w:r>
+              <w:rPr>
+                <w:color w:val="BBBBBB"/>
+                <w:sz w:val="18"/>
+                <w:szCs w:val="18"/>
+              </w:rPr>
+              <w:t xml:space="preserve">____________________________</w:t>
+            </w:r>
+          </w:p>
+          <w:p>
+            <w:pPr>
+              <w:spacing w:after="30" w:before="40"/>
+            </w:pPr>
+            <w:r>
+              <w:rPr>
+                <w:b/>
+                <w:bCs/>
+                <w:color w:val="7A5400"/>
+                <w:sz w:val="18"/>
+                <w:szCs w:val="18"/>
+              </w:rPr>
+              <w:t xml:space="preserve">Therefore... ______________</w:t>
+            </w:r>
+          </w:p>
+          <w:p>
+            <w:pPr>
+              <w:spacing w:after="50" w:before="0"/>
+            </w:pPr>
+            <w:r>
+              <w:rPr>
+                <w:color w:val="BBBBBB"/>
+                <w:sz w:val="18"/>
+                <w:szCs w:val="18"/>
+              </w:rPr>
+              <w:t xml:space="preserve">____________________________</w:t>
+            </w:r>
+          </w:p>
+        </w:tc>
+      </w:tr>
+    </w:tbl>
     <w:p>
       <w:pPr>
-        <w:spacing w:after="40" w:before="0"/>
-      </w:pPr>
-      <w:r>
-        <w:rPr>
-          <w:sz w:val="22"/>
-          <w:szCs w:val="22"/>
-        </w:rPr>
-        <w:t xml:space="preserve">2.  $12 for 4 markers = $___ per marker?</w:t>
-      </w:r>
-    </w:p>
-    <w:p>
-      <w:pPr>
-        <w:spacing w:after="80" w:before="0"/>
-      </w:pPr>
-      <w:r>
-        <w:rPr>
-          <w:color w:val="BBBBBB"/>
-        </w:rPr>
-        <w:t xml:space="preserve">____________________________________________________</w:t>
-      </w:r>
-    </w:p>
-    <w:p>
-      <w:pPr>
-        <w:spacing w:after="40" w:before="0"/>
-      </w:pPr>
-      <w:r>
-        <w:rPr>
-          <w:sz w:val="22"/>
-          <w:szCs w:val="22"/>
-        </w:rPr>
-        <w:t xml:space="preserve">3.  Which phrase is a unit rate?</w:t>
-      </w:r>
-    </w:p>
-    <w:p>
-      <w:pPr>
-        <w:spacing w:after="40" w:before="0"/>
-      </w:pPr>
-      <w:r>
-        <w:rPr>
-          <w:color w:val="5E6E7E"/>
-          <w:sz w:val="20"/>
-          <w:szCs w:val="20"/>
-        </w:rPr>
-        <w:t xml:space="preserve">     choices: 60 miles in 3 hours   /   20 miles per hour   /   $8 for 4 pens   /   3 bags of apples</w:t>
-      </w:r>
-    </w:p>
-    <w:p>
-      <w:pPr>
-        <w:spacing w:after="80" w:before="0"/>
-      </w:pPr>
-      <w:r>
-        <w:rPr>
-          <w:color w:val="BBBBBB"/>
-        </w:rPr>
-        <w:t xml:space="preserve">____________________________________________________</w:t>
+        <w:spacing w:after="60" w:before="0"/>
+      </w:pPr>
+      <w:r>
+        <w:t xml:space="preserve"/>
       </w:r>
     </w:p>
     <w:p>
@@ -336,50 +3562,616 @@
         <w:t xml:space="preserve">Straight into unit rates.</w:t>
       </w:r>
     </w:p>
+    <w:tbl>
+      <w:tblPr>
+        <w:tblW w:type="dxa" w:w="9360"/>
+        <w:tblBorders>
+          <w:top w:val="single" w:color="C7D2DD" w:sz="6"/>
+          <w:left w:val="single" w:color="C7D2DD" w:sz="6"/>
+          <w:bottom w:val="single" w:color="C7D2DD" w:sz="6"/>
+          <w:right w:val="single" w:color="C7D2DD" w:sz="6"/>
+          <w:insideH w:val="single" w:color="C7D2DD" w:sz="6"/>
+          <w:insideV w:val="single" w:color="C7D2DD" w:sz="6"/>
+        </w:tblBorders>
+      </w:tblPr>
+      <w:tblGrid>
+        <w:gridCol w:w="2800"/>
+        <w:gridCol w:w="3560"/>
+        <w:gridCol w:w="3000"/>
+      </w:tblGrid>
+      <w:tr>
+        <w:trPr>
+          <w:cantSplit/>
+          <w:tblHeader/>
+        </w:trPr>
+        <w:tc>
+          <w:tcPr>
+            <w:tcW w:type="dxa" w:w="2800"/>
+            <w:shd w:fill="EEF4F8" w:color="auto" w:val="clear"/>
+            <w:tcMar>
+              <w:top w:type="dxa" w:w="60"/>
+              <w:left w:type="dxa" w:w="100"/>
+              <w:bottom w:type="dxa" w:w="60"/>
+              <w:right w:type="dxa" w:w="100"/>
+            </w:tcMar>
+          </w:tcPr>
+          <w:p>
+            <w:pPr>
+              <w:spacing w:after="0" w:before="0"/>
+            </w:pPr>
+            <w:r>
+              <w:rPr>
+                <w:b/>
+                <w:bCs/>
+                <w:color w:val="0F2B3C"/>
+                <w:sz w:val="16"/>
+                <w:szCs w:val="16"/>
+              </w:rPr>
+              <w:t xml:space="preserve">CORE PROBLEM / GIVEN REPRESENTATION</w:t>
+            </w:r>
+          </w:p>
+        </w:tc>
+        <w:tc>
+          <w:tcPr>
+            <w:tcW w:type="dxa" w:w="3560"/>
+            <w:shd w:fill="EEF4F8" w:color="auto" w:val="clear"/>
+            <w:tcMar>
+              <w:top w:type="dxa" w:w="60"/>
+              <w:left w:type="dxa" w:w="100"/>
+              <w:bottom w:type="dxa" w:w="60"/>
+              <w:right w:type="dxa" w:w="100"/>
+            </w:tcMar>
+          </w:tcPr>
+          <w:p>
+            <w:pPr>
+              <w:spacing w:after="0" w:before="0"/>
+            </w:pPr>
+            <w:r>
+              <w:rPr>
+                <w:b/>
+                <w:bCs/>
+                <w:color w:val="0F2B3C"/>
+                <w:sz w:val="16"/>
+                <w:szCs w:val="16"/>
+              </w:rPr>
+              <w:t xml:space="preserve">WORKING SPACE / CALCULATION STEPS</w:t>
+            </w:r>
+          </w:p>
+        </w:tc>
+        <w:tc>
+          <w:tcPr>
+            <w:tcW w:type="dxa" w:w="3000"/>
+            <w:shd w:fill="FBF3E2" w:color="auto" w:val="clear"/>
+            <w:tcMar>
+              <w:top w:type="dxa" w:w="60"/>
+              <w:left w:type="dxa" w:w="100"/>
+              <w:bottom w:type="dxa" w:w="60"/>
+              <w:right w:type="dxa" w:w="100"/>
+            </w:tcMar>
+          </w:tcPr>
+          <w:p>
+            <w:pPr>
+              <w:spacing w:after="0" w:before="0"/>
+            </w:pPr>
+            <w:r>
+              <w:rPr>
+                <w:b/>
+                <w:bCs/>
+                <w:color w:val="7A5400"/>
+                <w:sz w:val="16"/>
+                <w:szCs w:val="16"/>
+              </w:rPr>
+              <w:t xml:space="preserve">EXPLAIN YOUR REASONING</w:t>
+            </w:r>
+          </w:p>
+        </w:tc>
+      </w:tr>
+      <w:tr>
+        <w:trPr>
+          <w:cantSplit/>
+        </w:trPr>
+        <w:tc>
+          <w:tcPr>
+            <w:tcW w:type="dxa" w:w="2800"/>
+            <w:tcMar>
+              <w:top w:type="dxa" w:w="80"/>
+              <w:left w:type="dxa" w:w="100"/>
+              <w:bottom w:type="dxa" w:w="80"/>
+              <w:right w:type="dxa" w:w="100"/>
+            </w:tcMar>
+            <w:vAlign w:val="top"/>
+          </w:tcPr>
+          <w:p>
+            <w:pPr>
+              <w:spacing w:after="40" w:before="0"/>
+            </w:pPr>
+            <w:r>
+              <w:rPr>
+                <w:b/>
+                <w:bCs/>
+                <w:color w:val="0F2B3C"/>
+                <w:sz w:val="20"/>
+                <w:szCs w:val="20"/>
+              </w:rPr>
+              <w:t xml:space="preserve">1.  100 words typed in 5 minutes = ___ words per minute?</w:t>
+            </w:r>
+          </w:p>
+        </w:tc>
+        <w:tc>
+          <w:tcPr>
+            <w:tcW w:type="dxa" w:w="3560"/>
+            <w:tcMar>
+              <w:top w:type="dxa" w:w="80"/>
+              <w:left w:type="dxa" w:w="100"/>
+              <w:bottom w:type="dxa" w:w="80"/>
+              <w:right w:type="dxa" w:w="100"/>
+            </w:tcMar>
+            <w:vAlign w:val="top"/>
+          </w:tcPr>
+          <w:p>
+            <w:pPr>
+              <w:spacing w:after="50" w:before="0"/>
+            </w:pPr>
+            <w:r>
+              <w:rPr>
+                <w:color w:val="BBBBBB"/>
+                <w:sz w:val="18"/>
+                <w:szCs w:val="18"/>
+              </w:rPr>
+              <w:t xml:space="preserve">____________________________</w:t>
+            </w:r>
+          </w:p>
+          <w:p>
+            <w:pPr>
+              <w:spacing w:after="50" w:before="0"/>
+            </w:pPr>
+            <w:r>
+              <w:rPr>
+                <w:color w:val="BBBBBB"/>
+                <w:sz w:val="18"/>
+                <w:szCs w:val="18"/>
+              </w:rPr>
+              <w:t xml:space="preserve">____________________________</w:t>
+            </w:r>
+          </w:p>
+          <w:p>
+            <w:pPr>
+              <w:spacing w:after="50" w:before="0"/>
+            </w:pPr>
+            <w:r>
+              <w:rPr>
+                <w:color w:val="BBBBBB"/>
+                <w:sz w:val="18"/>
+                <w:szCs w:val="18"/>
+              </w:rPr>
+              <w:t xml:space="preserve">____________________________</w:t>
+            </w:r>
+          </w:p>
+          <w:p>
+            <w:pPr>
+              <w:spacing w:after="50" w:before="0"/>
+            </w:pPr>
+            <w:r>
+              <w:rPr>
+                <w:color w:val="BBBBBB"/>
+                <w:sz w:val="18"/>
+                <w:szCs w:val="18"/>
+              </w:rPr>
+              <w:t xml:space="preserve">____________________________</w:t>
+            </w:r>
+          </w:p>
+        </w:tc>
+        <w:tc>
+          <w:tcPr>
+            <w:tcW w:type="dxa" w:w="3000"/>
+            <w:shd w:fill="FBF3E2" w:color="auto" w:val="clear"/>
+            <w:tcMar>
+              <w:top w:type="dxa" w:w="80"/>
+              <w:left w:type="dxa" w:w="100"/>
+              <w:bottom w:type="dxa" w:w="80"/>
+              <w:right w:type="dxa" w:w="100"/>
+            </w:tcMar>
+            <w:vAlign w:val="top"/>
+          </w:tcPr>
+          <w:p>
+            <w:pPr>
+              <w:spacing w:after="30" w:before="0"/>
+            </w:pPr>
+            <w:r>
+              <w:rPr>
+                <w:b/>
+                <w:bCs/>
+                <w:color w:val="0F2B3C"/>
+                <w:sz w:val="18"/>
+                <w:szCs w:val="18"/>
+              </w:rPr>
+              <w:t xml:space="preserve">Because... ________________</w:t>
+            </w:r>
+          </w:p>
+          <w:p>
+            <w:pPr>
+              <w:spacing w:after="50" w:before="0"/>
+            </w:pPr>
+            <w:r>
+              <w:rPr>
+                <w:color w:val="BBBBBB"/>
+                <w:sz w:val="18"/>
+                <w:szCs w:val="18"/>
+              </w:rPr>
+              <w:t xml:space="preserve">____________________________</w:t>
+            </w:r>
+          </w:p>
+          <w:p>
+            <w:pPr>
+              <w:spacing w:after="30" w:before="40"/>
+            </w:pPr>
+            <w:r>
+              <w:rPr>
+                <w:b/>
+                <w:bCs/>
+                <w:color w:val="1A6FB5"/>
+                <w:sz w:val="18"/>
+                <w:szCs w:val="18"/>
+              </w:rPr>
+              <w:t xml:space="preserve">Although... _______________</w:t>
+            </w:r>
+          </w:p>
+          <w:p>
+            <w:pPr>
+              <w:spacing w:after="50" w:before="0"/>
+            </w:pPr>
+            <w:r>
+              <w:rPr>
+                <w:color w:val="BBBBBB"/>
+                <w:sz w:val="18"/>
+                <w:szCs w:val="18"/>
+              </w:rPr>
+              <w:t xml:space="preserve">____________________________</w:t>
+            </w:r>
+          </w:p>
+          <w:p>
+            <w:pPr>
+              <w:spacing w:after="30" w:before="40"/>
+            </w:pPr>
+            <w:r>
+              <w:rPr>
+                <w:b/>
+                <w:bCs/>
+                <w:color w:val="7A5400"/>
+                <w:sz w:val="18"/>
+                <w:szCs w:val="18"/>
+              </w:rPr>
+              <w:t xml:space="preserve">Therefore... ______________</w:t>
+            </w:r>
+          </w:p>
+          <w:p>
+            <w:pPr>
+              <w:spacing w:after="50" w:before="0"/>
+            </w:pPr>
+            <w:r>
+              <w:rPr>
+                <w:color w:val="BBBBBB"/>
+                <w:sz w:val="18"/>
+                <w:szCs w:val="18"/>
+              </w:rPr>
+              <w:t xml:space="preserve">____________________________</w:t>
+            </w:r>
+          </w:p>
+        </w:tc>
+      </w:tr>
+    </w:tbl>
     <w:p>
       <w:pPr>
-        <w:spacing w:after="40" w:before="0"/>
-      </w:pPr>
-      <w:r>
-        <w:rPr>
-          <w:sz w:val="22"/>
-          <w:szCs w:val="22"/>
-        </w:rPr>
-        <w:t xml:space="preserve">1.  100 words typed in 5 minutes = ___ words per minute?</w:t>
+        <w:spacing w:after="60" w:before="0"/>
+      </w:pPr>
+      <w:r>
+        <w:t xml:space="preserve"/>
       </w:r>
     </w:p>
+    <w:tbl>
+      <w:tblPr>
+        <w:tblW w:type="dxa" w:w="9360"/>
+        <w:tblBorders>
+          <w:top w:val="single" w:color="C7D2DD" w:sz="6"/>
+          <w:left w:val="single" w:color="C7D2DD" w:sz="6"/>
+          <w:bottom w:val="single" w:color="C7D2DD" w:sz="6"/>
+          <w:right w:val="single" w:color="C7D2DD" w:sz="6"/>
+          <w:insideH w:val="single" w:color="C7D2DD" w:sz="6"/>
+          <w:insideV w:val="single" w:color="C7D2DD" w:sz="6"/>
+        </w:tblBorders>
+      </w:tblPr>
+      <w:tblGrid>
+        <w:gridCol w:w="2800"/>
+        <w:gridCol w:w="3560"/>
+        <w:gridCol w:w="3000"/>
+      </w:tblGrid>
+      <w:tr>
+        <w:trPr>
+          <w:cantSplit/>
+          <w:tblHeader/>
+        </w:trPr>
+        <w:tc>
+          <w:tcPr>
+            <w:tcW w:type="dxa" w:w="2800"/>
+            <w:shd w:fill="EEF4F8" w:color="auto" w:val="clear"/>
+            <w:tcMar>
+              <w:top w:type="dxa" w:w="60"/>
+              <w:left w:type="dxa" w:w="100"/>
+              <w:bottom w:type="dxa" w:w="60"/>
+              <w:right w:type="dxa" w:w="100"/>
+            </w:tcMar>
+          </w:tcPr>
+          <w:p>
+            <w:pPr>
+              <w:spacing w:after="0" w:before="0"/>
+            </w:pPr>
+            <w:r>
+              <w:rPr>
+                <w:b/>
+                <w:bCs/>
+                <w:color w:val="0F2B3C"/>
+                <w:sz w:val="16"/>
+                <w:szCs w:val="16"/>
+              </w:rPr>
+              <w:t xml:space="preserve">CORE PROBLEM / GIVEN REPRESENTATION</w:t>
+            </w:r>
+          </w:p>
+        </w:tc>
+        <w:tc>
+          <w:tcPr>
+            <w:tcW w:type="dxa" w:w="3560"/>
+            <w:shd w:fill="EEF4F8" w:color="auto" w:val="clear"/>
+            <w:tcMar>
+              <w:top w:type="dxa" w:w="60"/>
+              <w:left w:type="dxa" w:w="100"/>
+              <w:bottom w:type="dxa" w:w="60"/>
+              <w:right w:type="dxa" w:w="100"/>
+            </w:tcMar>
+          </w:tcPr>
+          <w:p>
+            <w:pPr>
+              <w:spacing w:after="0" w:before="0"/>
+            </w:pPr>
+            <w:r>
+              <w:rPr>
+                <w:b/>
+                <w:bCs/>
+                <w:color w:val="0F2B3C"/>
+                <w:sz w:val="16"/>
+                <w:szCs w:val="16"/>
+              </w:rPr>
+              <w:t xml:space="preserve">WORKING SPACE / CALCULATION STEPS</w:t>
+            </w:r>
+          </w:p>
+        </w:tc>
+        <w:tc>
+          <w:tcPr>
+            <w:tcW w:type="dxa" w:w="3000"/>
+            <w:shd w:fill="FBF3E2" w:color="auto" w:val="clear"/>
+            <w:tcMar>
+              <w:top w:type="dxa" w:w="60"/>
+              <w:left w:type="dxa" w:w="100"/>
+              <w:bottom w:type="dxa" w:w="60"/>
+              <w:right w:type="dxa" w:w="100"/>
+            </w:tcMar>
+          </w:tcPr>
+          <w:p>
+            <w:pPr>
+              <w:spacing w:after="0" w:before="0"/>
+            </w:pPr>
+            <w:r>
+              <w:rPr>
+                <w:b/>
+                <w:bCs/>
+                <w:color w:val="7A5400"/>
+                <w:sz w:val="16"/>
+                <w:szCs w:val="16"/>
+              </w:rPr>
+              <w:t xml:space="preserve">EXPLAIN YOUR REASONING</w:t>
+            </w:r>
+          </w:p>
+        </w:tc>
+      </w:tr>
+      <w:tr>
+        <w:trPr>
+          <w:cantSplit/>
+        </w:trPr>
+        <w:tc>
+          <w:tcPr>
+            <w:tcW w:type="dxa" w:w="2800"/>
+            <w:tcMar>
+              <w:top w:type="dxa" w:w="80"/>
+              <w:left w:type="dxa" w:w="100"/>
+              <w:bottom w:type="dxa" w:w="80"/>
+              <w:right w:type="dxa" w:w="100"/>
+            </w:tcMar>
+            <w:vAlign w:val="top"/>
+          </w:tcPr>
+          <w:p>
+            <w:pPr>
+              <w:spacing w:after="40" w:before="0"/>
+            </w:pPr>
+            <w:r>
+              <w:rPr>
+                <w:b/>
+                <w:bCs/>
+                <w:color w:val="0F2B3C"/>
+                <w:sz w:val="20"/>
+                <w:szCs w:val="20"/>
+              </w:rPr>
+              <w:t xml:space="preserve">2.  $18 for 6 cupcakes = $___ per cupcake?</w:t>
+            </w:r>
+          </w:p>
+        </w:tc>
+        <w:tc>
+          <w:tcPr>
+            <w:tcW w:type="dxa" w:w="3560"/>
+            <w:tcMar>
+              <w:top w:type="dxa" w:w="80"/>
+              <w:left w:type="dxa" w:w="100"/>
+              <w:bottom w:type="dxa" w:w="80"/>
+              <w:right w:type="dxa" w:w="100"/>
+            </w:tcMar>
+            <w:vAlign w:val="top"/>
+          </w:tcPr>
+          <w:p>
+            <w:pPr>
+              <w:spacing w:after="50" w:before="0"/>
+            </w:pPr>
+            <w:r>
+              <w:rPr>
+                <w:color w:val="BBBBBB"/>
+                <w:sz w:val="18"/>
+                <w:szCs w:val="18"/>
+              </w:rPr>
+              <w:t xml:space="preserve">____________________________</w:t>
+            </w:r>
+          </w:p>
+          <w:p>
+            <w:pPr>
+              <w:spacing w:after="50" w:before="0"/>
+            </w:pPr>
+            <w:r>
+              <w:rPr>
+                <w:color w:val="BBBBBB"/>
+                <w:sz w:val="18"/>
+                <w:szCs w:val="18"/>
+              </w:rPr>
+              <w:t xml:space="preserve">____________________________</w:t>
+            </w:r>
+          </w:p>
+          <w:p>
+            <w:pPr>
+              <w:spacing w:after="50" w:before="0"/>
+            </w:pPr>
+            <w:r>
+              <w:rPr>
+                <w:color w:val="BBBBBB"/>
+                <w:sz w:val="18"/>
+                <w:szCs w:val="18"/>
+              </w:rPr>
+              <w:t xml:space="preserve">____________________________</w:t>
+            </w:r>
+          </w:p>
+          <w:p>
+            <w:pPr>
+              <w:spacing w:after="50" w:before="0"/>
+            </w:pPr>
+            <w:r>
+              <w:rPr>
+                <w:color w:val="BBBBBB"/>
+                <w:sz w:val="18"/>
+                <w:szCs w:val="18"/>
+              </w:rPr>
+              <w:t xml:space="preserve">____________________________</w:t>
+            </w:r>
+          </w:p>
+        </w:tc>
+        <w:tc>
+          <w:tcPr>
+            <w:tcW w:type="dxa" w:w="3000"/>
+            <w:shd w:fill="FBF3E2" w:color="auto" w:val="clear"/>
+            <w:tcMar>
+              <w:top w:type="dxa" w:w="80"/>
+              <w:left w:type="dxa" w:w="100"/>
+              <w:bottom w:type="dxa" w:w="80"/>
+              <w:right w:type="dxa" w:w="100"/>
+            </w:tcMar>
+            <w:vAlign w:val="top"/>
+          </w:tcPr>
+          <w:p>
+            <w:pPr>
+              <w:spacing w:after="30" w:before="0"/>
+            </w:pPr>
+            <w:r>
+              <w:rPr>
+                <w:b/>
+                <w:bCs/>
+                <w:color w:val="0F2B3C"/>
+                <w:sz w:val="18"/>
+                <w:szCs w:val="18"/>
+              </w:rPr>
+              <w:t xml:space="preserve">Because... ________________</w:t>
+            </w:r>
+          </w:p>
+          <w:p>
+            <w:pPr>
+              <w:spacing w:after="50" w:before="0"/>
+            </w:pPr>
+            <w:r>
+              <w:rPr>
+                <w:color w:val="BBBBBB"/>
+                <w:sz w:val="18"/>
+                <w:szCs w:val="18"/>
+              </w:rPr>
+              <w:t xml:space="preserve">____________________________</w:t>
+            </w:r>
+          </w:p>
+          <w:p>
+            <w:pPr>
+              <w:spacing w:after="30" w:before="40"/>
+            </w:pPr>
+            <w:r>
+              <w:rPr>
+                <w:b/>
+                <w:bCs/>
+                <w:color w:val="1A6FB5"/>
+                <w:sz w:val="18"/>
+                <w:szCs w:val="18"/>
+              </w:rPr>
+              <w:t xml:space="preserve">Although... _______________</w:t>
+            </w:r>
+          </w:p>
+          <w:p>
+            <w:pPr>
+              <w:spacing w:after="50" w:before="0"/>
+            </w:pPr>
+            <w:r>
+              <w:rPr>
+                <w:color w:val="BBBBBB"/>
+                <w:sz w:val="18"/>
+                <w:szCs w:val="18"/>
+              </w:rPr>
+              <w:t xml:space="preserve">____________________________</w:t>
+            </w:r>
+          </w:p>
+          <w:p>
+            <w:pPr>
+              <w:spacing w:after="30" w:before="40"/>
+            </w:pPr>
+            <w:r>
+              <w:rPr>
+                <w:b/>
+                <w:bCs/>
+                <w:color w:val="7A5400"/>
+                <w:sz w:val="18"/>
+                <w:szCs w:val="18"/>
+              </w:rPr>
+              <w:t xml:space="preserve">Therefore... ______________</w:t>
+            </w:r>
+          </w:p>
+          <w:p>
+            <w:pPr>
+              <w:spacing w:after="50" w:before="0"/>
+            </w:pPr>
+            <w:r>
+              <w:rPr>
+                <w:color w:val="BBBBBB"/>
+                <w:sz w:val="18"/>
+                <w:szCs w:val="18"/>
+              </w:rPr>
+              <w:t xml:space="preserve">____________________________</w:t>
+            </w:r>
+          </w:p>
+        </w:tc>
+      </w:tr>
+    </w:tbl>
     <w:p>
       <w:pPr>
-        <w:spacing w:after="80" w:before="0"/>
-      </w:pPr>
-      <w:r>
-        <w:rPr>
-          <w:color w:val="BBBBBB"/>
-        </w:rPr>
-        <w:t xml:space="preserve">____________________________________________________</w:t>
-      </w:r>
-    </w:p>
-    <w:p>
-      <w:pPr>
-        <w:spacing w:after="40" w:before="0"/>
-      </w:pPr>
-      <w:r>
-        <w:rPr>
-          <w:sz w:val="22"/>
-          <w:szCs w:val="22"/>
-        </w:rPr>
-        <w:t xml:space="preserve">2.  $18 for 6 cupcakes = $___ per cupcake?</w:t>
-      </w:r>
-    </w:p>
-    <w:p>
-      <w:pPr>
-        <w:spacing w:after="80" w:before="0"/>
-      </w:pPr>
-      <w:r>
-        <w:rPr>
-          <w:color w:val="BBBBBB"/>
-        </w:rPr>
-        <w:t xml:space="preserve">____________________________________________________</w:t>
+        <w:spacing w:after="60" w:before="0"/>
+      </w:pPr>
+      <w:r>
+        <w:t xml:space="preserve"/>
       </w:r>
     </w:p>
     <w:p>
@@ -456,6 +4248,141 @@
         <w:t xml:space="preserve">____________________________________________________</w:t>
       </w:r>
     </w:p>
+    <w:tbl>
+      <w:tblPr>
+        <w:tblW w:type="dxa" w:w="9360"/>
+        <w:tblBorders>
+          <w:top w:val="single" w:color="C7D2DD" w:sz="6"/>
+          <w:left w:val="single" w:color="C7D2DD" w:sz="6"/>
+          <w:bottom w:val="single" w:color="C7D2DD" w:sz="6"/>
+          <w:right w:val="single" w:color="C7D2DD" w:sz="6"/>
+          <w:insideH w:val="single" w:color="C7D2DD" w:sz="6"/>
+          <w:insideV w:val="single" w:color="C7D2DD" w:sz="6"/>
+        </w:tblBorders>
+      </w:tblPr>
+      <w:tblGrid>
+        <w:gridCol w:w="3120"/>
+        <w:gridCol w:w="3120"/>
+        <w:gridCol w:w="3120"/>
+      </w:tblGrid>
+      <w:tr>
+        <w:trPr>
+          <w:cantSplit/>
+          <w:tblHeader/>
+        </w:trPr>
+        <w:tc>
+          <w:tcPr>
+            <w:tcW w:type="dxa" w:w="9360"/>
+            <w:gridSpan w:val="3"/>
+            <w:shd w:fill="EEF4F8" w:color="auto" w:val="clear"/>
+            <w:tcMar>
+              <w:top w:type="dxa" w:w="60"/>
+              <w:left w:type="dxa" w:w="100"/>
+              <w:bottom w:type="dxa" w:w="60"/>
+              <w:right w:type="dxa" w:w="100"/>
+            </w:tcMar>
+          </w:tcPr>
+          <w:p>
+            <w:pPr>
+              <w:spacing w:after="0" w:before="0"/>
+            </w:pPr>
+            <w:r>
+              <w:rPr>
+                <w:b/>
+                <w:bCs/>
+                <w:color w:val="0F2B3C"/>
+                <w:sz w:val="18"/>
+                <w:szCs w:val="18"/>
+              </w:rPr>
+              <w:t xml:space="preserve">EXIT CHECK · 3-POINT SELF-ASSESSMENT CHECKLIST</w:t>
+            </w:r>
+          </w:p>
+        </w:tc>
+      </w:tr>
+      <w:tr>
+        <w:trPr>
+          <w:cantSplit/>
+        </w:trPr>
+        <w:tc>
+          <w:tcPr>
+            <w:tcW w:type="dxa" w:w="3120"/>
+            <w:tcMar>
+              <w:top w:type="dxa" w:w="80"/>
+              <w:left w:type="dxa" w:w="100"/>
+              <w:bottom w:type="dxa" w:w="80"/>
+              <w:right w:type="dxa" w:w="100"/>
+            </w:tcMar>
+          </w:tcPr>
+          <w:p>
+            <w:pPr>
+              <w:spacing w:after="0" w:before="0"/>
+            </w:pPr>
+            <w:r>
+              <w:rPr>
+                <w:b/>
+                <w:bCs/>
+                <w:color w:val="0F2B3C"/>
+                <w:sz w:val="18"/>
+                <w:szCs w:val="18"/>
+              </w:rPr>
+              <w:t xml:space="preserve">☐ 1. Units &amp; Labels Verified</w:t>
+            </w:r>
+          </w:p>
+        </w:tc>
+        <w:tc>
+          <w:tcPr>
+            <w:tcW w:type="dxa" w:w="3120"/>
+            <w:tcMar>
+              <w:top w:type="dxa" w:w="80"/>
+              <w:left w:type="dxa" w:w="100"/>
+              <w:bottom w:type="dxa" w:w="80"/>
+              <w:right w:type="dxa" w:w="100"/>
+            </w:tcMar>
+          </w:tcPr>
+          <w:p>
+            <w:pPr>
+              <w:spacing w:after="0" w:before="0"/>
+            </w:pPr>
+            <w:r>
+              <w:rPr>
+                <w:b/>
+                <w:bCs/>
+                <w:color w:val="0F2B3C"/>
+                <w:sz w:val="18"/>
+                <w:szCs w:val="18"/>
+              </w:rPr>
+              <w:t xml:space="preserve">☐ 2. Reasoning Stated (Because / Although / Therefore)</w:t>
+            </w:r>
+          </w:p>
+        </w:tc>
+        <w:tc>
+          <w:tcPr>
+            <w:tcW w:type="dxa" w:w="3120"/>
+            <w:tcMar>
+              <w:top w:type="dxa" w:w="80"/>
+              <w:left w:type="dxa" w:w="100"/>
+              <w:bottom w:type="dxa" w:w="80"/>
+              <w:right w:type="dxa" w:w="100"/>
+            </w:tcMar>
+          </w:tcPr>
+          <w:p>
+            <w:pPr>
+              <w:spacing w:after="0" w:before="0"/>
+            </w:pPr>
+            <w:r>
+              <w:rPr>
+                <w:b/>
+                <w:bCs/>
+                <w:color w:val="0F2B3C"/>
+                <w:sz w:val="18"/>
+                <w:szCs w:val="18"/>
+              </w:rPr>
+              <w:t xml:space="preserve">☐ 3. Calculations Double-Checked</w:t>
+            </w:r>
+          </w:p>
+        </w:tc>
+      </w:tr>
+    </w:tbl>
     <w:p>
       <w:pPr>
         <w:spacing w:after="60" w:before="120"/>
